--- a/chapters/11-why-model.docx
+++ b/chapters/11-why-model.docx
@@ -108,7 +108,7 @@
         <w:t xml:space="preserve">: Part II uses real data that can be downloaded from the book’s website. The analyses require regression techniques (linear and logistic models), and the book provides code in R, SAS, Stata, and Python.</w:t>
       </w:r>
     </w:p>
-    <w:bookmarkStart w:id="24" w:name="X126b9c7e5761979f413f05d0160aabbc9c24966"/>
+    <w:bookmarkStart w:id="13" w:name="X126b9c7e5761979f413f05d0160aabbc9c24966"/>
     <w:p>
       <w:pPr>
         <w:pStyle w:val="Heading2"/>
@@ -132,7 +132,7 @@
         <w:t xml:space="preserve">Even the simple task of estimating a population mean requires modeling assumptions when data become sparse.</w:t>
       </w:r>
     </w:p>
-    <w:bookmarkStart w:id="20" w:name="example-hiv-treatment-and-cd4-count"/>
+    <w:bookmarkStart w:id="9" w:name="example-hiv-treatment-and-cd4-count"/>
     <w:p>
       <w:pPr>
         <w:pStyle w:val="Heading3"/>
@@ -198,37 +198,39 @@
         <m:r>
           <m:t>E</m:t>
         </m:r>
-        <m:d>
-          <m:dPr>
-            <m:begChr m:val="["/>
-            <m:sepChr m:val=""/>
-            <m:endChr m:val="]"/>
-            <m:grow/>
-          </m:dPr>
-          <m:e>
-            <m:r>
-              <m:t>Y</m:t>
-            </m:r>
-            <m:r>
-              <m:rPr>
-                <m:sty m:val="p"/>
-              </m:rPr>
-              <m:t>|</m:t>
-            </m:r>
-            <m:r>
-              <m:t>A</m:t>
-            </m:r>
-            <m:r>
-              <m:rPr>
-                <m:sty m:val="p"/>
-              </m:rPr>
-              <m:t>=</m:t>
-            </m:r>
-            <m:r>
-              <m:t>a</m:t>
-            </m:r>
-          </m:e>
-        </m:d>
+        <m:r>
+          <m:rPr>
+            <m:sty m:val="p"/>
+          </m:rPr>
+          <m:t>[</m:t>
+        </m:r>
+        <m:r>
+          <m:t>Y</m:t>
+        </m:r>
+        <m:r>
+          <m:rPr>
+            <m:sty m:val="p"/>
+          </m:rPr>
+          <m:t>|</m:t>
+        </m:r>
+        <m:r>
+          <m:t>A</m:t>
+        </m:r>
+        <m:r>
+          <m:rPr>
+            <m:sty m:val="p"/>
+          </m:rPr>
+          <m:t>=</m:t>
+        </m:r>
+        <m:r>
+          <m:t>a</m:t>
+        </m:r>
+        <m:r>
+          <m:rPr>
+            <m:sty m:val="p"/>
+          </m:rPr>
+          <m:t>]</m:t>
+        </m:r>
       </m:oMath>
       <w:r>
         <w:t xml:space="preserve"> </w:t>
@@ -248,8 +250,8 @@
         <w:t xml:space="preserve">.</w:t>
       </w:r>
     </w:p>
-    <w:bookmarkEnd w:id="20"/>
-    <w:bookmarkStart w:id="21" w:name="scenario-1-binary-treatment"/>
+    <w:bookmarkEnd w:id="9"/>
+    <w:bookmarkStart w:id="10" w:name="scenario-1-binary-treatment"/>
     <w:p>
       <w:pPr>
         <w:pStyle w:val="Heading3"/>
@@ -563,8 +565,8 @@
         <w:t xml:space="preserve">: With 8 observations, we can compute valid confidence intervals around each mean.</w:t>
       </w:r>
     </w:p>
-    <w:bookmarkEnd w:id="21"/>
-    <w:bookmarkStart w:id="22" w:name="scenario-2-four-treatment-levels"/>
+    <w:bookmarkEnd w:id="10"/>
+    <w:bookmarkStart w:id="11" w:name="scenario-2-four-treatment-levels"/>
     <w:p>
       <w:pPr>
         <w:pStyle w:val="Heading3"/>
@@ -759,8 +761,8 @@
         <w:t xml:space="preserve">More variability in estimates across categories</w:t>
       </w:r>
     </w:p>
-    <w:bookmarkEnd w:id="22"/>
-    <w:bookmarkStart w:id="23" w:name="scenario-3-continuous-treatment"/>
+    <w:bookmarkEnd w:id="11"/>
+    <w:bookmarkStart w:id="12" w:name="scenario-3-continuous-treatment"/>
     <w:p>
       <w:pPr>
         <w:pStyle w:val="Heading3"/>
@@ -887,37 +889,39 @@
         <m:r>
           <m:t>E</m:t>
         </m:r>
-        <m:d>
-          <m:dPr>
-            <m:begChr m:val="["/>
-            <m:sepChr m:val=""/>
-            <m:endChr m:val="]"/>
-            <m:grow/>
-          </m:dPr>
-          <m:e>
-            <m:r>
-              <m:t>Y</m:t>
-            </m:r>
-            <m:r>
-              <m:rPr>
-                <m:sty m:val="p"/>
-              </m:rPr>
-              <m:t>|</m:t>
-            </m:r>
-            <m:r>
-              <m:t>A</m:t>
-            </m:r>
-            <m:r>
-              <m:rPr>
-                <m:sty m:val="p"/>
-              </m:rPr>
-              <m:t>=</m:t>
-            </m:r>
-            <m:r>
-              <m:t>90</m:t>
-            </m:r>
-          </m:e>
-        </m:d>
+        <m:r>
+          <m:rPr>
+            <m:sty m:val="p"/>
+          </m:rPr>
+          <m:t>[</m:t>
+        </m:r>
+        <m:r>
+          <m:t>Y</m:t>
+        </m:r>
+        <m:r>
+          <m:rPr>
+            <m:sty m:val="p"/>
+          </m:rPr>
+          <m:t>|</m:t>
+        </m:r>
+        <m:r>
+          <m:t>A</m:t>
+        </m:r>
+        <m:r>
+          <m:rPr>
+            <m:sty m:val="p"/>
+          </m:rPr>
+          <m:t>=</m:t>
+        </m:r>
+        <m:r>
+          <m:t>90</m:t>
+        </m:r>
+        <m:r>
+          <m:rPr>
+            <m:sty m:val="p"/>
+          </m:rPr>
+          <m:t>]</m:t>
+        </m:r>
       </m:oMath>
       <w:r>
         <w:t xml:space="preserve"> </w:t>
@@ -980,9 +984,9 @@
         <w:t xml:space="preserve">: As the number of treatment levels (or combinations of confounders) increases, we have fewer observations per cell, requiring parametric assumptions.</w:t>
       </w:r>
     </w:p>
-    <w:bookmarkEnd w:id="23"/>
-    <w:bookmarkEnd w:id="24"/>
-    <w:bookmarkStart w:id="28" w:name="X0169302aa388497439d4ae4bb0044efb18dacaa"/>
+    <w:bookmarkEnd w:id="12"/>
+    <w:bookmarkEnd w:id="13"/>
+    <w:bookmarkStart w:id="17" w:name="X0169302aa388497439d4ae4bb0044efb18dacaa"/>
     <w:p>
       <w:pPr>
         <w:pStyle w:val="Heading2"/>
@@ -1016,7 +1020,7 @@
         <w:t xml:space="preserve">make assumptions about the functional form relating treatment to outcome, allowing estimation even with sparse data.</w:t>
       </w:r>
     </w:p>
-    <w:bookmarkStart w:id="26" w:name="linear-regression-model"/>
+    <w:bookmarkStart w:id="15" w:name="linear-regression-model"/>
     <w:p>
       <w:pPr>
         <w:pStyle w:val="Heading3"/>
@@ -1045,37 +1049,39 @@
           <m:r>
             <m:t>E</m:t>
           </m:r>
-          <m:d>
-            <m:dPr>
-              <m:begChr m:val="["/>
-              <m:sepChr m:val=""/>
-              <m:endChr m:val="]"/>
-              <m:grow/>
-            </m:dPr>
-            <m:e>
-              <m:r>
-                <m:t>Y</m:t>
-              </m:r>
-              <m:r>
-                <m:rPr>
-                  <m:sty m:val="p"/>
-                </m:rPr>
-                <m:t>|</m:t>
-              </m:r>
-              <m:r>
-                <m:t>A</m:t>
-              </m:r>
-              <m:r>
-                <m:rPr>
-                  <m:sty m:val="p"/>
-                </m:rPr>
-                <m:t>=</m:t>
-              </m:r>
-              <m:r>
-                <m:t>a</m:t>
-              </m:r>
-            </m:e>
-          </m:d>
+          <m:r>
+            <m:rPr>
+              <m:sty m:val="p"/>
+            </m:rPr>
+            <m:t>[</m:t>
+          </m:r>
+          <m:r>
+            <m:t>Y</m:t>
+          </m:r>
+          <m:r>
+            <m:rPr>
+              <m:sty m:val="p"/>
+            </m:rPr>
+            <m:t>|</m:t>
+          </m:r>
+          <m:r>
+            <m:t>A</m:t>
+          </m:r>
+          <m:r>
+            <m:rPr>
+              <m:sty m:val="p"/>
+            </m:rPr>
+            <m:t>=</m:t>
+          </m:r>
+          <m:r>
+            <m:t>a</m:t>
+          </m:r>
+          <m:r>
+            <m:rPr>
+              <m:sty m:val="p"/>
+            </m:rPr>
+            <m:t>]</m:t>
+          </m:r>
           <m:r>
             <m:rPr>
               <m:sty m:val="p"/>
@@ -1136,199 +1142,79 @@
         <w:t xml:space="preserve"> </w:t>
       </w:r>
       <m:oMath>
-        <m:d>
-          <m:dPr>
-            <m:begChr m:val="("/>
-            <m:sepChr m:val=""/>
-            <m:endChr m:val=")"/>
-            <m:grow/>
-          </m:dPr>
-          <m:e>
-            <m:sSub>
-              <m:e>
-                <m:r>
-                  <m:t>β</m:t>
-                </m:r>
-              </m:e>
-              <m:sub>
-                <m:r>
-                  <m:t>0</m:t>
-                </m:r>
-              </m:sub>
-            </m:sSub>
-            <m:r>
-              <m:rPr>
-                <m:sty m:val="p"/>
-              </m:rPr>
-              <m:t>,</m:t>
-            </m:r>
-            <m:sSub>
-              <m:e>
-                <m:r>
-                  <m:t>β</m:t>
-                </m:r>
-              </m:e>
-              <m:sub>
-                <m:r>
-                  <m:t>1</m:t>
-                </m:r>
-              </m:sub>
-            </m:sSub>
-          </m:e>
-        </m:d>
-      </m:oMath>
-      <w:r>
-        <w:t xml:space="preserve"> </w:t>
-      </w:r>
-      <w:r>
-        <w:t xml:space="preserve">define the line.</w:t>
-      </w:r>
-    </w:p>
-    <w:p>
-      <w:pPr>
-        <w:pStyle w:val="BodyText"/>
-      </w:pPr>
-      <w:r>
-        <w:rPr>
-          <w:b/>
-          <w:bCs/>
-        </w:rPr>
-        <w:t xml:space="preserve">Estimation</w:t>
-      </w:r>
-      <w:r>
-        <w:t xml:space="preserve">: Fit the model using least squares to estimate</w:t>
-      </w:r>
-      <w:r>
-        <w:t xml:space="preserve"> </w:t>
-      </w:r>
-      <m:oMath>
-        <m:d>
-          <m:dPr>
-            <m:begChr m:val="("/>
-            <m:sepChr m:val=""/>
-            <m:endChr m:val=")"/>
-            <m:grow/>
-          </m:dPr>
-          <m:e>
-            <m:sSub>
-              <m:e>
-                <m:acc>
-                  <m:accPr>
-                    <m:chr m:val="̂"/>
-                  </m:accPr>
-                  <m:e>
-                    <m:r>
-                      <m:t>β</m:t>
-                    </m:r>
-                  </m:e>
-                </m:acc>
-              </m:e>
-              <m:sub>
-                <m:r>
-                  <m:t>0</m:t>
-                </m:r>
-              </m:sub>
-            </m:sSub>
-            <m:r>
-              <m:rPr>
-                <m:sty m:val="p"/>
-              </m:rPr>
-              <m:t>,</m:t>
-            </m:r>
-            <m:sSub>
-              <m:e>
-                <m:acc>
-                  <m:accPr>
-                    <m:chr m:val="̂"/>
-                  </m:accPr>
-                  <m:e>
-                    <m:r>
-                      <m:t>β</m:t>
-                    </m:r>
-                  </m:e>
-                </m:acc>
-              </m:e>
-              <m:sub>
-                <m:r>
-                  <m:t>1</m:t>
-                </m:r>
-              </m:sub>
-            </m:sSub>
-          </m:e>
-        </m:d>
-      </m:oMath>
-      <w:r>
-        <w:t xml:space="preserve">.</w:t>
-      </w:r>
-    </w:p>
-    <w:p>
-      <w:pPr>
-        <w:pStyle w:val="BodyText"/>
-      </w:pPr>
-      <w:r>
-        <w:rPr>
-          <w:b/>
-          <w:bCs/>
-        </w:rPr>
-        <w:t xml:space="preserve">Prediction</w:t>
-      </w:r>
-      <w:r>
-        <w:t xml:space="preserve">: For any value</w:t>
-      </w:r>
-      <w:r>
-        <w:t xml:space="preserve"> </w:t>
-      </w:r>
-      <m:oMath>
-        <m:r>
-          <m:t>a</m:t>
-        </m:r>
-      </m:oMath>
-      <w:r>
-        <w:t xml:space="preserve">, estimate</w:t>
-      </w:r>
-      <w:r>
-        <w:t xml:space="preserve"> </w:t>
-      </w:r>
-      <m:oMath>
-        <m:r>
-          <m:t>E</m:t>
-        </m:r>
-        <m:d>
-          <m:dPr>
-            <m:begChr m:val="["/>
-            <m:sepChr m:val=""/>
-            <m:endChr m:val="]"/>
-            <m:grow/>
-          </m:dPr>
+        <m:r>
+          <m:rPr>
+            <m:sty m:val="p"/>
+          </m:rPr>
+          <m:t>(</m:t>
+        </m:r>
+        <m:sSub>
           <m:e>
             <m:r>
-              <m:t>Y</m:t>
-            </m:r>
-            <m:r>
-              <m:rPr>
-                <m:sty m:val="p"/>
-              </m:rPr>
-              <m:t>|</m:t>
-            </m:r>
-            <m:r>
-              <m:t>A</m:t>
-            </m:r>
-            <m:r>
-              <m:rPr>
-                <m:sty m:val="p"/>
-              </m:rPr>
-              <m:t>=</m:t>
-            </m:r>
-            <m:r>
-              <m:t>a</m:t>
+              <m:t>β</m:t>
             </m:r>
           </m:e>
-        </m:d>
-        <m:r>
-          <m:rPr>
-            <m:sty m:val="p"/>
-          </m:rPr>
-          <m:t>=</m:t>
+          <m:sub>
+            <m:r>
+              <m:t>0</m:t>
+            </m:r>
+          </m:sub>
+        </m:sSub>
+        <m:r>
+          <m:rPr>
+            <m:sty m:val="p"/>
+          </m:rPr>
+          <m:t>,</m:t>
+        </m:r>
+        <m:sSub>
+          <m:e>
+            <m:r>
+              <m:t>β</m:t>
+            </m:r>
+          </m:e>
+          <m:sub>
+            <m:r>
+              <m:t>1</m:t>
+            </m:r>
+          </m:sub>
+        </m:sSub>
+        <m:r>
+          <m:rPr>
+            <m:sty m:val="p"/>
+          </m:rPr>
+          <m:t>)</m:t>
+        </m:r>
+      </m:oMath>
+      <w:r>
+        <w:t xml:space="preserve"> </w:t>
+      </w:r>
+      <w:r>
+        <w:t xml:space="preserve">define the line.</w:t>
+      </w:r>
+    </w:p>
+    <w:p>
+      <w:pPr>
+        <w:pStyle w:val="BodyText"/>
+      </w:pPr>
+      <w:r>
+        <w:rPr>
+          <w:b/>
+          <w:bCs/>
+        </w:rPr>
+        <w:t xml:space="preserve">Estimation</w:t>
+      </w:r>
+      <w:r>
+        <w:t xml:space="preserve">: Fit the model using least squares to estimate</w:t>
+      </w:r>
+      <w:r>
+        <w:t xml:space="preserve"> </w:t>
+      </w:r>
+      <m:oMath>
+        <m:r>
+          <m:rPr>
+            <m:sty m:val="p"/>
+          </m:rPr>
+          <m:t>(</m:t>
         </m:r>
         <m:sSub>
           <m:e>
@@ -1353,7 +1239,7 @@
           <m:rPr>
             <m:sty m:val="p"/>
           </m:rPr>
-          <m:t>+</m:t>
+          <m:t>,</m:t>
         </m:r>
         <m:sSub>
           <m:e>
@@ -1375,14 +1261,140 @@
           </m:sub>
         </m:sSub>
         <m:r>
+          <m:rPr>
+            <m:sty m:val="p"/>
+          </m:rPr>
+          <m:t>)</m:t>
+        </m:r>
+      </m:oMath>
+      <w:r>
+        <w:t xml:space="preserve">.</w:t>
+      </w:r>
+    </w:p>
+    <w:p>
+      <w:pPr>
+        <w:pStyle w:val="BodyText"/>
+      </w:pPr>
+      <w:r>
+        <w:rPr>
+          <w:b/>
+          <w:bCs/>
+        </w:rPr>
+        <w:t xml:space="preserve">Prediction</w:t>
+      </w:r>
+      <w:r>
+        <w:t xml:space="preserve">: For any value</w:t>
+      </w:r>
+      <w:r>
+        <w:t xml:space="preserve"> </w:t>
+      </w:r>
+      <m:oMath>
+        <m:r>
           <m:t>a</m:t>
         </m:r>
       </m:oMath>
       <w:r>
+        <w:t xml:space="preserve">, estimate</w:t>
+      </w:r>
+      <w:r>
+        <w:t xml:space="preserve"> </w:t>
+      </w:r>
+      <m:oMath>
+        <m:r>
+          <m:t>E</m:t>
+        </m:r>
+        <m:r>
+          <m:rPr>
+            <m:sty m:val="p"/>
+          </m:rPr>
+          <m:t>[</m:t>
+        </m:r>
+        <m:r>
+          <m:t>Y</m:t>
+        </m:r>
+        <m:r>
+          <m:rPr>
+            <m:sty m:val="p"/>
+          </m:rPr>
+          <m:t>|</m:t>
+        </m:r>
+        <m:r>
+          <m:t>A</m:t>
+        </m:r>
+        <m:r>
+          <m:rPr>
+            <m:sty m:val="p"/>
+          </m:rPr>
+          <m:t>=</m:t>
+        </m:r>
+        <m:r>
+          <m:t>a</m:t>
+        </m:r>
+        <m:r>
+          <m:rPr>
+            <m:sty m:val="p"/>
+          </m:rPr>
+          <m:t>]</m:t>
+        </m:r>
+        <m:r>
+          <m:rPr>
+            <m:sty m:val="p"/>
+          </m:rPr>
+          <m:t>=</m:t>
+        </m:r>
+        <m:sSub>
+          <m:e>
+            <m:acc>
+              <m:accPr>
+                <m:chr m:val="̂"/>
+              </m:accPr>
+              <m:e>
+                <m:r>
+                  <m:t>β</m:t>
+                </m:r>
+              </m:e>
+            </m:acc>
+          </m:e>
+          <m:sub>
+            <m:r>
+              <m:t>0</m:t>
+            </m:r>
+          </m:sub>
+        </m:sSub>
+        <m:r>
+          <m:rPr>
+            <m:sty m:val="p"/>
+          </m:rPr>
+          <m:t>+</m:t>
+        </m:r>
+        <m:sSub>
+          <m:e>
+            <m:acc>
+              <m:accPr>
+                <m:chr m:val="̂"/>
+              </m:accPr>
+              <m:e>
+                <m:r>
+                  <m:t>β</m:t>
+                </m:r>
+              </m:e>
+            </m:acc>
+          </m:e>
+          <m:sub>
+            <m:r>
+              <m:t>1</m:t>
+            </m:r>
+          </m:sub>
+        </m:sSub>
+        <m:r>
+          <m:t>a</m:t>
+        </m:r>
+      </m:oMath>
+      <w:r>
         <w:t xml:space="preserve">.</w:t>
       </w:r>
     </w:p>
-    <w:bookmarkStart w:id="25" w:name="exm-linear-model"/>
+    <w:bookmarkStart w:id="14" w:name="exm-linear-model"/>
     <w:p>
       <w:pPr>
         <w:pStyle w:val="BodyText"/>
@@ -1419,28 +1431,30 @@
         <m:r>
           <m:t>E</m:t>
         </m:r>
-        <m:d>
-          <m:dPr>
-            <m:begChr m:val="["/>
-            <m:sepChr m:val=""/>
-            <m:endChr m:val="]"/>
-            <m:grow/>
-          </m:dPr>
-          <m:e>
-            <m:r>
-              <m:t>Y</m:t>
-            </m:r>
-            <m:r>
-              <m:rPr>
-                <m:sty m:val="p"/>
-              </m:rPr>
-              <m:t>|</m:t>
-            </m:r>
-            <m:r>
-              <m:t>A</m:t>
-            </m:r>
-          </m:e>
-        </m:d>
+        <m:r>
+          <m:rPr>
+            <m:sty m:val="p"/>
+          </m:rPr>
+          <m:t>[</m:t>
+        </m:r>
+        <m:r>
+          <m:t>Y</m:t>
+        </m:r>
+        <m:r>
+          <m:rPr>
+            <m:sty m:val="p"/>
+          </m:rPr>
+          <m:t>|</m:t>
+        </m:r>
+        <m:r>
+          <m:t>A</m:t>
+        </m:r>
+        <m:r>
+          <m:rPr>
+            <m:sty m:val="p"/>
+          </m:rPr>
+          <m:t>]</m:t>
+        </m:r>
         <m:r>
           <m:rPr>
             <m:sty m:val="p"/>
@@ -1608,37 +1622,24 @@
             </m:r>
           </m:e>
         </m:acc>
-        <m:d>
-          <m:dPr>
-            <m:begChr m:val="["/>
-            <m:sepChr m:val=""/>
-            <m:endChr m:val="]"/>
-            <m:grow/>
-          </m:dPr>
-          <m:e>
-            <m:r>
-              <m:t>Y</m:t>
-            </m:r>
-            <m:r>
-              <m:rPr>
-                <m:sty m:val="p"/>
-              </m:rPr>
-              <m:t>|</m:t>
-            </m:r>
-            <m:r>
-              <m:t>A</m:t>
-            </m:r>
-            <m:r>
-              <m:rPr>
-                <m:sty m:val="p"/>
-              </m:rPr>
-              <m:t>=</m:t>
-            </m:r>
-            <m:r>
-              <m:t>90</m:t>
-            </m:r>
-          </m:e>
-        </m:d>
+        <m:r>
+          <m:rPr>
+            <m:sty m:val="p"/>
+          </m:rPr>
+          <m:t>[</m:t>
+        </m:r>
+        <m:r>
+          <m:t>Y</m:t>
+        </m:r>
+        <m:r>
+          <m:rPr>
+            <m:sty m:val="p"/>
+          </m:rPr>
+          <m:t>|</m:t>
+        </m:r>
+        <m:r>
+          <m:t>A</m:t>
+        </m:r>
         <m:r>
           <m:rPr>
             <m:sty m:val="p"/>
@@ -1646,6 +1647,21 @@
           <m:t>=</m:t>
         </m:r>
         <m:r>
+          <m:t>90</m:t>
+        </m:r>
+        <m:r>
+          <m:rPr>
+            <m:sty m:val="p"/>
+          </m:rPr>
+          <m:t>]</m:t>
+        </m:r>
+        <m:r>
+          <m:rPr>
+            <m:sty m:val="p"/>
+          </m:rPr>
+          <m:t>=</m:t>
+        </m:r>
+        <m:r>
           <m:t>70</m:t>
         </m:r>
         <m:r>
@@ -1657,19 +1673,21 @@
         <m:r>
           <m:t>1.25</m:t>
         </m:r>
-        <m:d>
-          <m:dPr>
-            <m:begChr m:val="("/>
-            <m:sepChr m:val=""/>
-            <m:endChr m:val=")"/>
-            <m:grow/>
-          </m:dPr>
-          <m:e>
-            <m:r>
-              <m:t>90</m:t>
-            </m:r>
-          </m:e>
-        </m:d>
+        <m:r>
+          <m:rPr>
+            <m:sty m:val="p"/>
+          </m:rPr>
+          <m:t>(</m:t>
+        </m:r>
+        <m:r>
+          <m:t>90</m:t>
+        </m:r>
+        <m:r>
+          <m:rPr>
+            <m:sty m:val="p"/>
+          </m:rPr>
+          <m:t>)</m:t>
+        </m:r>
         <m:r>
           <m:rPr>
             <m:sty m:val="p"/>
@@ -1705,7 +1723,7 @@
         <w:t xml:space="preserve">from observed doses.</w:t>
       </w:r>
     </w:p>
-    <w:bookmarkEnd w:id="25"/>
+    <w:bookmarkEnd w:id="14"/>
     <w:p>
       <w:pPr>
         <w:pStyle w:val="BodyText"/>
@@ -1846,8 +1864,8 @@
         <w:t xml:space="preserve">: The linear functional form is correct (or close enough).</w:t>
       </w:r>
     </w:p>
-    <w:bookmarkEnd w:id="26"/>
-    <w:bookmarkStart w:id="27" w:name="other-parametric-models"/>
+    <w:bookmarkEnd w:id="15"/>
+    <w:bookmarkStart w:id="16" w:name="other-parametric-models"/>
     <w:p>
       <w:pPr>
         <w:pStyle w:val="Heading3"/>
@@ -1883,37 +1901,39 @@
           <m:r>
             <m:t>E</m:t>
           </m:r>
-          <m:d>
-            <m:dPr>
-              <m:begChr m:val="["/>
-              <m:sepChr m:val=""/>
-              <m:endChr m:val="]"/>
-              <m:grow/>
-            </m:dPr>
-            <m:e>
-              <m:r>
-                <m:t>Y</m:t>
-              </m:r>
-              <m:r>
-                <m:rPr>
-                  <m:sty m:val="p"/>
-                </m:rPr>
-                <m:t>|</m:t>
-              </m:r>
-              <m:r>
-                <m:t>A</m:t>
-              </m:r>
-              <m:r>
-                <m:rPr>
-                  <m:sty m:val="p"/>
-                </m:rPr>
-                <m:t>=</m:t>
-              </m:r>
-              <m:r>
-                <m:t>a</m:t>
-              </m:r>
-            </m:e>
-          </m:d>
+          <m:r>
+            <m:rPr>
+              <m:sty m:val="p"/>
+            </m:rPr>
+            <m:t>[</m:t>
+          </m:r>
+          <m:r>
+            <m:t>Y</m:t>
+          </m:r>
+          <m:r>
+            <m:rPr>
+              <m:sty m:val="p"/>
+            </m:rPr>
+            <m:t>|</m:t>
+          </m:r>
+          <m:r>
+            <m:t>A</m:t>
+          </m:r>
+          <m:r>
+            <m:rPr>
+              <m:sty m:val="p"/>
+            </m:rPr>
+            <m:t>=</m:t>
+          </m:r>
+          <m:r>
+            <m:t>a</m:t>
+          </m:r>
+          <m:r>
+            <m:rPr>
+              <m:sty m:val="p"/>
+            </m:rPr>
+            <m:t>]</m:t>
+          </m:r>
           <m:r>
             <m:rPr>
               <m:sty m:val="p"/>
@@ -2013,37 +2033,39 @@
           <m:r>
             <m:t>E</m:t>
           </m:r>
-          <m:d>
-            <m:dPr>
-              <m:begChr m:val="["/>
-              <m:sepChr m:val=""/>
-              <m:endChr m:val="]"/>
-              <m:grow/>
-            </m:dPr>
-            <m:e>
-              <m:r>
-                <m:t>Y</m:t>
-              </m:r>
-              <m:r>
-                <m:rPr>
-                  <m:sty m:val="p"/>
-                </m:rPr>
-                <m:t>|</m:t>
-              </m:r>
-              <m:r>
-                <m:t>A</m:t>
-              </m:r>
-              <m:r>
-                <m:rPr>
-                  <m:sty m:val="p"/>
-                </m:rPr>
-                <m:t>=</m:t>
-              </m:r>
-              <m:r>
-                <m:t>a</m:t>
-              </m:r>
-            </m:e>
-          </m:d>
+          <m:r>
+            <m:rPr>
+              <m:sty m:val="p"/>
+            </m:rPr>
+            <m:t>[</m:t>
+          </m:r>
+          <m:r>
+            <m:t>Y</m:t>
+          </m:r>
+          <m:r>
+            <m:rPr>
+              <m:sty m:val="p"/>
+            </m:rPr>
+            <m:t>|</m:t>
+          </m:r>
+          <m:r>
+            <m:t>A</m:t>
+          </m:r>
+          <m:r>
+            <m:rPr>
+              <m:sty m:val="p"/>
+            </m:rPr>
+            <m:t>=</m:t>
+          </m:r>
+          <m:r>
+            <m:t>a</m:t>
+          </m:r>
+          <m:r>
+            <m:rPr>
+              <m:sty m:val="p"/>
+            </m:rPr>
+            <m:t>]</m:t>
+          </m:r>
           <m:r>
             <m:rPr>
               <m:sty m:val="p"/>
@@ -2086,19 +2108,21 @@
             </m:rPr>
             <m:t>log</m:t>
           </m:r>
-          <m:d>
-            <m:dPr>
-              <m:begChr m:val="("/>
-              <m:sepChr m:val=""/>
-              <m:endChr m:val=")"/>
-              <m:grow/>
-            </m:dPr>
-            <m:e>
-              <m:r>
-                <m:t>a</m:t>
-              </m:r>
-            </m:e>
-          </m:d>
+          <m:r>
+            <m:rPr>
+              <m:sty m:val="p"/>
+            </m:rPr>
+            <m:t>(</m:t>
+          </m:r>
+          <m:r>
+            <m:t>a</m:t>
+          </m:r>
+          <m:r>
+            <m:rPr>
+              <m:sty m:val="p"/>
+            </m:rPr>
+            <m:t>)</m:t>
+          </m:r>
         </m:oMath>
       </m:oMathPara>
     </w:p>
@@ -2142,9 +2166,9 @@
         <w:t xml:space="preserve">Each model makes different assumptions about the shape of the dose-response curve.</w:t>
       </w:r>
     </w:p>
-    <w:bookmarkEnd w:id="27"/>
-    <w:bookmarkEnd w:id="28"/>
-    <w:bookmarkStart w:id="31" w:name="smoothing-pp.-152-153"/>
+    <w:bookmarkEnd w:id="16"/>
+    <w:bookmarkEnd w:id="17"/>
+    <w:bookmarkStart w:id="20" w:name="smoothing-pp.-152-153"/>
     <w:p>
       <w:pPr>
         <w:pStyle w:val="Heading2"/>
@@ -2178,7 +2202,7 @@
         <w:t xml:space="preserve">refers to techniques that estimate the conditional mean as a smooth function, balancing between nonparametric flexibility and parametric smoothness.</w:t>
       </w:r>
     </w:p>
-    <w:bookmarkStart w:id="29" w:name="the-smoothing-spectrum"/>
+    <w:bookmarkStart w:id="18" w:name="the-smoothing-spectrum"/>
     <w:p>
       <w:pPr>
         <w:pStyle w:val="Heading3"/>
@@ -2324,37 +2348,39 @@
         <m:r>
           <m:t>E</m:t>
         </m:r>
-        <m:d>
-          <m:dPr>
-            <m:begChr m:val="["/>
-            <m:sepChr m:val=""/>
-            <m:endChr m:val="]"/>
-            <m:grow/>
-          </m:dPr>
-          <m:e>
-            <m:r>
-              <m:t>Y</m:t>
-            </m:r>
-            <m:r>
-              <m:rPr>
-                <m:sty m:val="p"/>
-              </m:rPr>
-              <m:t>|</m:t>
-            </m:r>
-            <m:r>
-              <m:t>A</m:t>
-            </m:r>
-            <m:r>
-              <m:rPr>
-                <m:sty m:val="p"/>
-              </m:rPr>
-              <m:t>=</m:t>
-            </m:r>
-            <m:r>
-              <m:t>90</m:t>
-            </m:r>
-          </m:e>
-        </m:d>
+        <m:r>
+          <m:rPr>
+            <m:sty m:val="p"/>
+          </m:rPr>
+          <m:t>[</m:t>
+        </m:r>
+        <m:r>
+          <m:t>Y</m:t>
+        </m:r>
+        <m:r>
+          <m:rPr>
+            <m:sty m:val="p"/>
+          </m:rPr>
+          <m:t>|</m:t>
+        </m:r>
+        <m:r>
+          <m:t>A</m:t>
+        </m:r>
+        <m:r>
+          <m:rPr>
+            <m:sty m:val="p"/>
+          </m:rPr>
+          <m:t>=</m:t>
+        </m:r>
+        <m:r>
+          <m:t>90</m:t>
+        </m:r>
+        <m:r>
+          <m:rPr>
+            <m:sty m:val="p"/>
+          </m:rPr>
+          <m:t>]</m:t>
+        </m:r>
       </m:oMath>
       <w:r>
         <w:t xml:space="preserve"> </w:t>
@@ -2520,8 +2546,8 @@
         <w:t xml:space="preserve">Optimal smoothing depends on the true (unknown) relationship and sample size</w:t>
       </w:r>
     </w:p>
-    <w:bookmarkEnd w:id="29"/>
-    <w:bookmarkStart w:id="30" w:name="kernel-smoothing"/>
+    <w:bookmarkEnd w:id="18"/>
+    <w:bookmarkStart w:id="19" w:name="kernel-smoothing"/>
     <w:p>
       <w:pPr>
         <w:pStyle w:val="Heading3"/>
@@ -2551,37 +2577,39 @@
         <m:r>
           <m:t>E</m:t>
         </m:r>
-        <m:d>
-          <m:dPr>
-            <m:begChr m:val="["/>
-            <m:sepChr m:val=""/>
-            <m:endChr m:val="]"/>
-            <m:grow/>
-          </m:dPr>
-          <m:e>
-            <m:r>
-              <m:t>Y</m:t>
-            </m:r>
-            <m:r>
-              <m:rPr>
-                <m:sty m:val="p"/>
-              </m:rPr>
-              <m:t>|</m:t>
-            </m:r>
-            <m:r>
-              <m:t>A</m:t>
-            </m:r>
-            <m:r>
-              <m:rPr>
-                <m:sty m:val="p"/>
-              </m:rPr>
-              <m:t>=</m:t>
-            </m:r>
-            <m:r>
-              <m:t>a</m:t>
-            </m:r>
-          </m:e>
-        </m:d>
+        <m:r>
+          <m:rPr>
+            <m:sty m:val="p"/>
+          </m:rPr>
+          <m:t>[</m:t>
+        </m:r>
+        <m:r>
+          <m:t>Y</m:t>
+        </m:r>
+        <m:r>
+          <m:rPr>
+            <m:sty m:val="p"/>
+          </m:rPr>
+          <m:t>|</m:t>
+        </m:r>
+        <m:r>
+          <m:t>A</m:t>
+        </m:r>
+        <m:r>
+          <m:rPr>
+            <m:sty m:val="p"/>
+          </m:rPr>
+          <m:t>=</m:t>
+        </m:r>
+        <m:r>
+          <m:t>a</m:t>
+        </m:r>
+        <m:r>
+          <m:rPr>
+            <m:sty m:val="p"/>
+          </m:rPr>
+          <m:t>]</m:t>
+        </m:r>
       </m:oMath>
       <w:r>
         <w:t xml:space="preserve"> </w:t>
@@ -2609,37 +2637,39 @@
               </m:r>
             </m:e>
           </m:acc>
-          <m:d>
-            <m:dPr>
-              <m:begChr m:val="["/>
-              <m:sepChr m:val=""/>
-              <m:endChr m:val="]"/>
-              <m:grow/>
-            </m:dPr>
-            <m:e>
-              <m:r>
-                <m:t>Y</m:t>
-              </m:r>
-              <m:r>
-                <m:rPr>
-                  <m:sty m:val="p"/>
-                </m:rPr>
-                <m:t>|</m:t>
-              </m:r>
-              <m:r>
-                <m:t>A</m:t>
-              </m:r>
-              <m:r>
-                <m:rPr>
-                  <m:sty m:val="p"/>
-                </m:rPr>
-                <m:t>=</m:t>
-              </m:r>
-              <m:r>
-                <m:t>a</m:t>
-              </m:r>
-            </m:e>
-          </m:d>
+          <m:r>
+            <m:rPr>
+              <m:sty m:val="p"/>
+            </m:rPr>
+            <m:t>[</m:t>
+          </m:r>
+          <m:r>
+            <m:t>Y</m:t>
+          </m:r>
+          <m:r>
+            <m:rPr>
+              <m:sty m:val="p"/>
+            </m:rPr>
+            <m:t>|</m:t>
+          </m:r>
+          <m:r>
+            <m:t>A</m:t>
+          </m:r>
+          <m:r>
+            <m:rPr>
+              <m:sty m:val="p"/>
+            </m:rPr>
+            <m:t>=</m:t>
+          </m:r>
+          <m:r>
+            <m:t>a</m:t>
+          </m:r>
+          <m:r>
+            <m:rPr>
+              <m:sty m:val="p"/>
+            </m:rPr>
+            <m:t>]</m:t>
+          </m:r>
           <m:r>
             <m:rPr>
               <m:sty m:val="p"/>
@@ -2822,22 +2852,24 @@
         <m:r>
           <m:t>K</m:t>
         </m:r>
-        <m:d>
-          <m:dPr>
-            <m:begChr m:val="("/>
-            <m:sepChr m:val=""/>
-            <m:endChr m:val=")"/>
-            <m:grow/>
-          </m:dPr>
-          <m:e>
-            <m:r>
-              <m:rPr>
-                <m:sty m:val="p"/>
-              </m:rPr>
-              <m:t>⋅</m:t>
-            </m:r>
-          </m:e>
-        </m:d>
+        <m:r>
+          <m:rPr>
+            <m:sty m:val="p"/>
+          </m:rPr>
+          <m:t>(</m:t>
+        </m:r>
+        <m:r>
+          <m:rPr>
+            <m:sty m:val="p"/>
+          </m:rPr>
+          <m:t>⋅</m:t>
+        </m:r>
+        <m:r>
+          <m:rPr>
+            <m:sty m:val="p"/>
+          </m:rPr>
+          <m:t>)</m:t>
+        </m:r>
       </m:oMath>
       <w:r>
         <w:t xml:space="preserve"> </w:t>
@@ -2959,9 +2991,9 @@
         <w:t xml:space="preserve">: Less smoothing, use only nearby observations</w:t>
       </w:r>
     </w:p>
-    <w:bookmarkEnd w:id="30"/>
-    <w:bookmarkEnd w:id="31"/>
-    <w:bookmarkStart w:id="34" w:name="the-bias-variance-trade-off-pp.-153-155"/>
+    <w:bookmarkEnd w:id="19"/>
+    <w:bookmarkEnd w:id="20"/>
+    <w:bookmarkStart w:id="23" w:name="the-bias-variance-trade-off-pp.-153-155"/>
     <w:p>
       <w:pPr>
         <w:pStyle w:val="Heading2"/>
@@ -3014,7 +3046,7 @@
         <w:t xml:space="preserve">.</w:t>
       </w:r>
     </w:p>
-    <w:bookmarkStart w:id="32" w:name="definitions"/>
+    <w:bookmarkStart w:id="21" w:name="definitions"/>
     <w:p>
       <w:pPr>
         <w:pStyle w:val="Heading3"/>
@@ -3054,26 +3086,28 @@
             </m:rPr>
             <m:t>Bias</m:t>
           </m:r>
-          <m:d>
-            <m:dPr>
-              <m:begChr m:val="("/>
-              <m:sepChr m:val=""/>
-              <m:endChr m:val=")"/>
-              <m:grow/>
-            </m:dPr>
+          <m:r>
+            <m:rPr>
+              <m:sty m:val="p"/>
+            </m:rPr>
+            <m:t>(</m:t>
+          </m:r>
+          <m:acc>
+            <m:accPr>
+              <m:chr m:val="̂"/>
+            </m:accPr>
             <m:e>
-              <m:acc>
-                <m:accPr>
-                  <m:chr m:val="̂"/>
-                </m:accPr>
-                <m:e>
-                  <m:r>
-                    <m:t>θ</m:t>
-                  </m:r>
-                </m:e>
-              </m:acc>
+              <m:r>
+                <m:t>θ</m:t>
+              </m:r>
             </m:e>
-          </m:d>
+          </m:acc>
+          <m:r>
+            <m:rPr>
+              <m:sty m:val="p"/>
+            </m:rPr>
+            <m:t>)</m:t>
+          </m:r>
           <m:r>
             <m:rPr>
               <m:sty m:val="p"/>
@@ -3083,26 +3117,28 @@
           <m:r>
             <m:t>E</m:t>
           </m:r>
-          <m:d>
-            <m:dPr>
-              <m:begChr m:val="["/>
-              <m:sepChr m:val=""/>
-              <m:endChr m:val="]"/>
-              <m:grow/>
-            </m:dPr>
+          <m:r>
+            <m:rPr>
+              <m:sty m:val="p"/>
+            </m:rPr>
+            <m:t>[</m:t>
+          </m:r>
+          <m:acc>
+            <m:accPr>
+              <m:chr m:val="̂"/>
+            </m:accPr>
             <m:e>
-              <m:acc>
-                <m:accPr>
-                  <m:chr m:val="̂"/>
-                </m:accPr>
-                <m:e>
-                  <m:r>
-                    <m:t>θ</m:t>
-                  </m:r>
-                </m:e>
-              </m:acc>
+              <m:r>
+                <m:t>θ</m:t>
+              </m:r>
             </m:e>
-          </m:d>
+          </m:acc>
+          <m:r>
+            <m:rPr>
+              <m:sty m:val="p"/>
+            </m:rPr>
+            <m:t>]</m:t>
+          </m:r>
           <m:r>
             <m:rPr>
               <m:sty m:val="p"/>
@@ -3146,26 +3182,28 @@
             </m:rPr>
             <m:t>Var</m:t>
           </m:r>
-          <m:d>
-            <m:dPr>
-              <m:begChr m:val="("/>
-              <m:sepChr m:val=""/>
-              <m:endChr m:val=")"/>
-              <m:grow/>
-            </m:dPr>
+          <m:r>
+            <m:rPr>
+              <m:sty m:val="p"/>
+            </m:rPr>
+            <m:t>(</m:t>
+          </m:r>
+          <m:acc>
+            <m:accPr>
+              <m:chr m:val="̂"/>
+            </m:accPr>
             <m:e>
-              <m:acc>
-                <m:accPr>
-                  <m:chr m:val="̂"/>
-                </m:accPr>
-                <m:e>
-                  <m:r>
-                    <m:t>θ</m:t>
-                  </m:r>
-                </m:e>
-              </m:acc>
+              <m:r>
+                <m:t>θ</m:t>
+              </m:r>
             </m:e>
-          </m:d>
+          </m:acc>
+          <m:r>
+            <m:rPr>
+              <m:sty m:val="p"/>
+            </m:rPr>
+            <m:t>)</m:t>
+          </m:r>
           <m:r>
             <m:rPr>
               <m:sty m:val="p"/>
@@ -3175,74 +3213,80 @@
           <m:r>
             <m:t>E</m:t>
           </m:r>
-          <m:d>
-            <m:dPr>
-              <m:begChr m:val="["/>
-              <m:sepChr m:val=""/>
-              <m:endChr m:val="]"/>
-              <m:grow/>
-            </m:dPr>
+          <m:r>
+            <m:rPr>
+              <m:sty m:val="p"/>
+            </m:rPr>
+            <m:t>[</m:t>
+          </m:r>
+          <m:r>
+            <m:rPr>
+              <m:sty m:val="p"/>
+            </m:rPr>
+            <m:t>(</m:t>
+          </m:r>
+          <m:acc>
+            <m:accPr>
+              <m:chr m:val="̂"/>
+            </m:accPr>
             <m:e>
-              <m:sSup>
-                <m:e>
-                  <m:d>
-                    <m:dPr>
-                      <m:begChr m:val="("/>
-                      <m:sepChr m:val=""/>
-                      <m:endChr m:val=")"/>
-                      <m:grow/>
-                    </m:dPr>
-                    <m:e>
-                      <m:acc>
-                        <m:accPr>
-                          <m:chr m:val="̂"/>
-                        </m:accPr>
-                        <m:e>
-                          <m:r>
-                            <m:t>θ</m:t>
-                          </m:r>
-                        </m:e>
-                      </m:acc>
-                      <m:r>
-                        <m:rPr>
-                          <m:sty m:val="p"/>
-                        </m:rPr>
-                        <m:t>−</m:t>
-                      </m:r>
-                      <m:r>
-                        <m:t>E</m:t>
-                      </m:r>
-                      <m:d>
-                        <m:dPr>
-                          <m:begChr m:val="["/>
-                          <m:sepChr m:val=""/>
-                          <m:endChr m:val="]"/>
-                          <m:grow/>
-                        </m:dPr>
-                        <m:e>
-                          <m:acc>
-                            <m:accPr>
-                              <m:chr m:val="̂"/>
-                            </m:accPr>
-                            <m:e>
-                              <m:r>
-                                <m:t>θ</m:t>
-                              </m:r>
-                            </m:e>
-                          </m:acc>
-                        </m:e>
-                      </m:d>
-                    </m:e>
-                  </m:d>
-                </m:e>
-                <m:sup>
-                  <m:r>
-                    <m:t>2</m:t>
-                  </m:r>
-                </m:sup>
-              </m:sSup>
+              <m:r>
+                <m:t>θ</m:t>
+              </m:r>
             </m:e>
-          </m:d>
+          </m:acc>
+          <m:r>
+            <m:rPr>
+              <m:sty m:val="p"/>
+            </m:rPr>
+            <m:t>−</m:t>
+          </m:r>
+          <m:r>
+            <m:t>E</m:t>
+          </m:r>
+          <m:r>
+            <m:rPr>
+              <m:sty m:val="p"/>
+            </m:rPr>
+            <m:t>[</m:t>
+          </m:r>
+          <m:acc>
+            <m:accPr>
+              <m:chr m:val="̂"/>
+            </m:accPr>
+            <m:e>
+              <m:r>
+                <m:t>θ</m:t>
+              </m:r>
+            </m:e>
+          </m:acc>
+          <m:r>
+            <m:rPr>
+              <m:sty m:val="p"/>
+            </m:rPr>
+            <m:t>]</m:t>
+          </m:r>
+          <m:sSup>
+            <m:e>
+              <m:r>
+                <m:rPr>
+                  <m:sty m:val="p"/>
+                </m:rPr>
+                <m:t>)</m:t>
+              </m:r>
+            </m:e>
+            <m:sup>
+              <m:r>
+                <m:t>2</m:t>
+              </m:r>
+            </m:sup>
+          </m:sSup>
+          <m:r>
+            <m:rPr>
+              <m:sty m:val="p"/>
+            </m:rPr>
+            <m:t>]</m:t>
+          </m:r>
         </m:oMath>
       </m:oMathPara>
     </w:p>
@@ -3279,26 +3323,28 @@
           <m:r>
             <m:t>E</m:t>
           </m:r>
-          <m:d>
-            <m:dPr>
-              <m:begChr m:val="("/>
-              <m:sepChr m:val=""/>
-              <m:endChr m:val=")"/>
-              <m:grow/>
-            </m:dPr>
+          <m:r>
+            <m:rPr>
+              <m:sty m:val="p"/>
+            </m:rPr>
+            <m:t>(</m:t>
+          </m:r>
+          <m:acc>
+            <m:accPr>
+              <m:chr m:val="̂"/>
+            </m:accPr>
             <m:e>
-              <m:acc>
-                <m:accPr>
-                  <m:chr m:val="̂"/>
-                </m:accPr>
-                <m:e>
-                  <m:r>
-                    <m:t>θ</m:t>
-                  </m:r>
-                </m:e>
-              </m:acc>
+              <m:r>
+                <m:t>θ</m:t>
+              </m:r>
             </m:e>
-          </m:d>
+          </m:acc>
+          <m:r>
+            <m:rPr>
+              <m:sty m:val="p"/>
+            </m:rPr>
+            <m:t>)</m:t>
+          </m:r>
           <m:r>
             <m:rPr>
               <m:sty m:val="p"/>
@@ -3321,26 +3367,28 @@
               </m:r>
             </m:sup>
           </m:sSup>
-          <m:d>
-            <m:dPr>
-              <m:begChr m:val="("/>
-              <m:sepChr m:val=""/>
-              <m:endChr m:val=")"/>
-              <m:grow/>
-            </m:dPr>
+          <m:r>
+            <m:rPr>
+              <m:sty m:val="p"/>
+            </m:rPr>
+            <m:t>(</m:t>
+          </m:r>
+          <m:acc>
+            <m:accPr>
+              <m:chr m:val="̂"/>
+            </m:accPr>
             <m:e>
-              <m:acc>
-                <m:accPr>
-                  <m:chr m:val="̂"/>
-                </m:accPr>
-                <m:e>
-                  <m:r>
-                    <m:t>θ</m:t>
-                  </m:r>
-                </m:e>
-              </m:acc>
+              <m:r>
+                <m:t>θ</m:t>
+              </m:r>
             </m:e>
-          </m:d>
+          </m:acc>
+          <m:r>
+            <m:rPr>
+              <m:sty m:val="p"/>
+            </m:rPr>
+            <m:t>)</m:t>
+          </m:r>
           <m:r>
             <m:rPr>
               <m:sty m:val="p"/>
@@ -3354,31 +3402,33 @@
             </m:rPr>
             <m:t>Var</m:t>
           </m:r>
-          <m:d>
-            <m:dPr>
-              <m:begChr m:val="("/>
-              <m:sepChr m:val=""/>
-              <m:endChr m:val=")"/>
-              <m:grow/>
-            </m:dPr>
+          <m:r>
+            <m:rPr>
+              <m:sty m:val="p"/>
+            </m:rPr>
+            <m:t>(</m:t>
+          </m:r>
+          <m:acc>
+            <m:accPr>
+              <m:chr m:val="̂"/>
+            </m:accPr>
             <m:e>
-              <m:acc>
-                <m:accPr>
-                  <m:chr m:val="̂"/>
-                </m:accPr>
-                <m:e>
-                  <m:r>
-                    <m:t>θ</m:t>
-                  </m:r>
-                </m:e>
-              </m:acc>
+              <m:r>
+                <m:t>θ</m:t>
+              </m:r>
             </m:e>
-          </m:d>
+          </m:acc>
+          <m:r>
+            <m:rPr>
+              <m:sty m:val="p"/>
+            </m:rPr>
+            <m:t>)</m:t>
+          </m:r>
         </m:oMath>
       </m:oMathPara>
     </w:p>
-    <w:bookmarkEnd w:id="32"/>
-    <w:bookmarkStart w:id="33" w:name="the-trade-off"/>
+    <w:bookmarkEnd w:id="21"/>
+    <w:bookmarkStart w:id="22" w:name="the-trade-off"/>
     <w:p>
       <w:pPr>
         <w:pStyle w:val="Heading3"/>
@@ -3517,37 +3567,39 @@
         <m:r>
           <m:t>E</m:t>
         </m:r>
-        <m:d>
-          <m:dPr>
-            <m:begChr m:val="["/>
-            <m:sepChr m:val=""/>
-            <m:endChr m:val="]"/>
-            <m:grow/>
-          </m:dPr>
-          <m:e>
-            <m:r>
-              <m:t>Y</m:t>
-            </m:r>
-            <m:r>
-              <m:rPr>
-                <m:sty m:val="p"/>
-              </m:rPr>
-              <m:t>|</m:t>
-            </m:r>
-            <m:r>
-              <m:t>A</m:t>
-            </m:r>
-            <m:r>
-              <m:rPr>
-                <m:sty m:val="p"/>
-              </m:rPr>
-              <m:t>=</m:t>
-            </m:r>
-            <m:r>
-              <m:t>90</m:t>
-            </m:r>
-          </m:e>
-        </m:d>
+        <m:r>
+          <m:rPr>
+            <m:sty m:val="p"/>
+          </m:rPr>
+          <m:t>[</m:t>
+        </m:r>
+        <m:r>
+          <m:t>Y</m:t>
+        </m:r>
+        <m:r>
+          <m:rPr>
+            <m:sty m:val="p"/>
+          </m:rPr>
+          <m:t>|</m:t>
+        </m:r>
+        <m:r>
+          <m:t>A</m:t>
+        </m:r>
+        <m:r>
+          <m:rPr>
+            <m:sty m:val="p"/>
+          </m:rPr>
+          <m:t>=</m:t>
+        </m:r>
+        <m:r>
+          <m:t>90</m:t>
+        </m:r>
+        <m:r>
+          <m:rPr>
+            <m:sty m:val="p"/>
+          </m:rPr>
+          <m:t>]</m:t>
+        </m:r>
       </m:oMath>
     </w:p>
     <w:p>
@@ -3759,28 +3811,30 @@
         <m:r>
           <m:t>E</m:t>
         </m:r>
-        <m:d>
-          <m:dPr>
-            <m:begChr m:val="["/>
-            <m:sepChr m:val=""/>
-            <m:endChr m:val="]"/>
-            <m:grow/>
-          </m:dPr>
-          <m:e>
-            <m:r>
-              <m:t>Y</m:t>
-            </m:r>
-            <m:r>
-              <m:rPr>
-                <m:sty m:val="p"/>
-              </m:rPr>
-              <m:t>|</m:t>
-            </m:r>
-            <m:r>
-              <m:t>A</m:t>
-            </m:r>
-          </m:e>
-        </m:d>
+        <m:r>
+          <m:rPr>
+            <m:sty m:val="p"/>
+          </m:rPr>
+          <m:t>[</m:t>
+        </m:r>
+        <m:r>
+          <m:t>Y</m:t>
+        </m:r>
+        <m:r>
+          <m:rPr>
+            <m:sty m:val="p"/>
+          </m:rPr>
+          <m:t>|</m:t>
+        </m:r>
+        <m:r>
+          <m:t>A</m:t>
+        </m:r>
+        <m:r>
+          <m:rPr>
+            <m:sty m:val="p"/>
+          </m:rPr>
+          <m:t>]</m:t>
+        </m:r>
         <m:r>
           <m:rPr>
             <m:sty m:val="p"/>
@@ -3932,9 +3986,9 @@
         <w:t xml:space="preserve">Model selection involves choosing the level of smoothing that optimizes this trade-off</w:t>
       </w:r>
     </w:p>
-    <w:bookmarkEnd w:id="33"/>
-    <w:bookmarkEnd w:id="34"/>
-    <w:bookmarkStart w:id="37" w:name="X4217ef867e5a88c2ddb01d05fcf1a39d77fc0e0"/>
+    <w:bookmarkEnd w:id="22"/>
+    <w:bookmarkEnd w:id="23"/>
+    <w:bookmarkStart w:id="26" w:name="X4217ef867e5a88c2ddb01d05fcf1a39d77fc0e0"/>
     <w:p>
       <w:pPr>
         <w:pStyle w:val="Heading2"/>
@@ -3958,7 +4012,7 @@
         <w:t xml:space="preserve">Simulation studies can illustrate the bias-variance trade-off across different sample sizes.</w:t>
       </w:r>
     </w:p>
-    <w:bookmarkStart w:id="35" w:name="simulation-setup"/>
+    <w:bookmarkStart w:id="24" w:name="simulation-setup"/>
     <w:p>
       <w:pPr>
         <w:pStyle w:val="Heading3"/>
@@ -3985,28 +4039,30 @@
         <m:r>
           <m:t>E</m:t>
         </m:r>
-        <m:d>
-          <m:dPr>
-            <m:begChr m:val="["/>
-            <m:sepChr m:val=""/>
-            <m:endChr m:val="]"/>
-            <m:grow/>
-          </m:dPr>
-          <m:e>
-            <m:r>
-              <m:t>Y</m:t>
-            </m:r>
-            <m:r>
-              <m:rPr>
-                <m:sty m:val="p"/>
-              </m:rPr>
-              <m:t>|</m:t>
-            </m:r>
-            <m:r>
-              <m:t>A</m:t>
-            </m:r>
-          </m:e>
-        </m:d>
+        <m:r>
+          <m:rPr>
+            <m:sty m:val="p"/>
+          </m:rPr>
+          <m:t>[</m:t>
+        </m:r>
+        <m:r>
+          <m:t>Y</m:t>
+        </m:r>
+        <m:r>
+          <m:rPr>
+            <m:sty m:val="p"/>
+          </m:rPr>
+          <m:t>|</m:t>
+        </m:r>
+        <m:r>
+          <m:t>A</m:t>
+        </m:r>
+        <m:r>
+          <m:rPr>
+            <m:sty m:val="p"/>
+          </m:rPr>
+          <m:t>]</m:t>
+        </m:r>
         <m:r>
           <m:rPr>
             <m:sty m:val="p"/>
@@ -4131,8 +4187,8 @@
         <w:t xml:space="preserve">Compute bias, variance, and MSE of each estimator</w:t>
       </w:r>
     </w:p>
-    <w:bookmarkEnd w:id="35"/>
-    <w:bookmarkStart w:id="36" w:name="typical-results"/>
+    <w:bookmarkEnd w:id="24"/>
+    <w:bookmarkStart w:id="25" w:name="typical-results"/>
     <w:p>
       <w:pPr>
         <w:pStyle w:val="Heading3"/>
@@ -4521,9 +4577,9 @@
         <w:t xml:space="preserve">Conduct sensitivity analyses with different models</w:t>
       </w:r>
     </w:p>
-    <w:bookmarkEnd w:id="36"/>
-    <w:bookmarkEnd w:id="37"/>
-    <w:bookmarkStart w:id="38" w:name="summary"/>
+    <w:bookmarkEnd w:id="25"/>
+    <w:bookmarkEnd w:id="26"/>
+    <w:bookmarkStart w:id="27" w:name="summary"/>
     <w:p>
       <w:pPr>
         <w:pStyle w:val="Heading2"/>
@@ -5002,8 +5058,8 @@
         <w:t xml:space="preserve">: We must make modeling assumptions to estimate causal effects with finite data, but wrong assumptions introduce bias. The art of causal inference involves making reasonable assumptions and assessing their plausibility.</w:t>
       </w:r>
     </w:p>
-    <w:bookmarkEnd w:id="38"/>
-    <w:bookmarkStart w:id="42" w:name="references"/>
+    <w:bookmarkEnd w:id="27"/>
+    <w:bookmarkStart w:id="31" w:name="references"/>
     <w:p>
       <w:pPr>
         <w:pStyle w:val="Heading2"/>
@@ -5019,8 +5075,8 @@
         </w:pict>
       </w:r>
     </w:p>
-    <w:bookmarkStart w:id="41" w:name="refs"/>
-    <w:bookmarkStart w:id="40" w:name="ref-hernan2020causal"/>
+    <w:bookmarkStart w:id="30" w:name="refs"/>
+    <w:bookmarkStart w:id="29" w:name="ref-hernan2020causal"/>
     <w:p>
       <w:pPr>
         <w:pStyle w:val="Bibliography"/>
@@ -5039,12 +5095,12 @@
         <w:t xml:space="preserve">Causal Inference: What If</w:t>
       </w:r>
       <w:r>
-        <w:t xml:space="preserve">. Boca Raton: Chapman &amp; Hall/CRC.</w:t>
-      </w:r>
-      <w:r>
-        <w:t xml:space="preserve"> </w:t>
-      </w:r>
-      <w:hyperlink r:id="rId39">
+        <w:t xml:space="preserve">. Chapman &amp; Hall/CRC.</w:t>
+      </w:r>
+      <w:r>
+        <w:t xml:space="preserve"> </w:t>
+      </w:r>
+      <w:hyperlink r:id="rId28">
         <w:r>
           <w:rPr>
             <w:rStyle w:val="Hyperlink"/>
@@ -5056,9 +5112,9 @@
         <w:t xml:space="preserve">.</w:t>
       </w:r>
     </w:p>
-    <w:bookmarkEnd w:id="40"/>
-    <w:bookmarkEnd w:id="41"/>
-    <w:bookmarkEnd w:id="42"/>
+    <w:bookmarkEnd w:id="29"/>
+    <w:bookmarkEnd w:id="30"/>
+    <w:bookmarkEnd w:id="31"/>
     <w:sectPr>
       <w:footnotePr>
         <w:numRestart w:val="eachSect"/>
@@ -5620,10 +5676,10 @@
   <w:docDefaults>
     <w:rPrDefault>
       <w:rPr>
-        <w:rFonts w:asciiTheme="minorHAnsi" w:cstheme="minorBidi" w:eastAsiaTheme="minorHAnsi" w:hAnsiTheme="minorHAnsi"/>
+        <w:rFonts w:asciiTheme="minorHAnsi" w:cstheme="minorBidi" w:eastAsiaTheme="minorEastAsia" w:hAnsiTheme="minorHAnsi"/>
         <w:sz w:val="24"/>
         <w:szCs w:val="24"/>
-        <w:lang w:bidi="ar-SA" w:eastAsia="en-US" w:val="en-US"/>
+        <w:lang w:bidi="ar-SA" w:eastAsia="zh-CN" w:val="en-US"/>
       </w:rPr>
     </w:rPrDefault>
     <w:pPrDefault>
@@ -6164,13 +6220,6 @@
       </w:tblCellMar>
     </w:tblPr>
     <w:tblStylePr w:type="firstRow">
-      <w:tblPr>
-        <w:jc w:val="left"/>
-        <w:tblInd w:type="dxa" w:w="0"/>
-      </w:tblPr>
-      <w:trPr>
-        <w:jc w:val="left"/>
-      </w:trPr>
       <w:tcPr>
         <w:tcBorders>
           <w:bottom w:val="single"/>

--- a/chapters/11-why-model.docx
+++ b/chapters/11-why-model.docx
@@ -1394,336 +1394,373 @@
         <w:t xml:space="preserve">.</w:t>
       </w:r>
     </w:p>
-    <w:bookmarkStart w:id="14" w:name="exm-linear-model"/>
-    <w:p>
-      <w:pPr>
-        <w:pStyle w:val="BodyText"/>
-      </w:pPr>
-      <w:r>
-        <w:rPr>
-          <w:b/>
-          <w:bCs/>
-        </w:rPr>
-        <w:t xml:space="preserve">Example 1 (Linear Model for Continuous Treatment)</w:t>
-      </w:r>
-      <w:r>
-        <w:t xml:space="preserve"> </w:t>
-      </w:r>
-      <w:r>
-        <w:t xml:space="preserve">With the HIV data and continuous treatment dose:</w:t>
-      </w:r>
-    </w:p>
-    <w:p>
-      <w:pPr>
-        <w:pStyle w:val="Compact"/>
-        <w:numPr>
-          <w:ilvl w:val="0"/>
-          <w:numId w:val="1005"/>
-        </w:numPr>
-      </w:pPr>
-      <w:r>
-        <w:t xml:space="preserve">Fit:</w:t>
-      </w:r>
-      <w:r>
-        <w:t xml:space="preserve"> </w:t>
-      </w:r>
-      <m:oMath>
-        <m:r>
-          <m:t>E</m:t>
-        </m:r>
-        <m:r>
-          <m:rPr>
-            <m:sty m:val="p"/>
-          </m:rPr>
-          <m:t>[</m:t>
-        </m:r>
-        <m:r>
-          <m:t>Y</m:t>
-        </m:r>
-        <m:r>
-          <m:rPr>
-            <m:sty m:val="p"/>
-          </m:rPr>
-          <m:t>|</m:t>
-        </m:r>
-        <m:r>
-          <m:t>A</m:t>
-        </m:r>
-        <m:r>
-          <m:rPr>
-            <m:sty m:val="p"/>
-          </m:rPr>
-          <m:t>]</m:t>
-        </m:r>
-        <m:r>
-          <m:rPr>
-            <m:sty m:val="p"/>
-          </m:rPr>
-          <m:t>=</m:t>
-        </m:r>
-        <m:sSub>
-          <m:e>
-            <m:r>
-              <m:t>β</m:t>
-            </m:r>
-          </m:e>
-          <m:sub>
-            <m:r>
-              <m:t>0</m:t>
-            </m:r>
-          </m:sub>
-        </m:sSub>
-        <m:r>
-          <m:rPr>
-            <m:sty m:val="p"/>
-          </m:rPr>
-          <m:t>+</m:t>
-        </m:r>
-        <m:sSub>
-          <m:e>
-            <m:r>
-              <m:t>β</m:t>
-            </m:r>
-          </m:e>
-          <m:sub>
-            <m:r>
-              <m:t>1</m:t>
-            </m:r>
-          </m:sub>
-        </m:sSub>
-        <m:r>
-          <m:t>A</m:t>
-        </m:r>
-      </m:oMath>
-    </w:p>
-    <w:p>
-      <w:pPr>
-        <w:pStyle w:val="Compact"/>
-        <w:numPr>
-          <w:ilvl w:val="0"/>
-          <w:numId w:val="1005"/>
-        </w:numPr>
-      </w:pPr>
-      <w:r>
-        <w:t xml:space="preserve">Obtain estimates:</w:t>
-      </w:r>
-      <w:r>
-        <w:t xml:space="preserve"> </w:t>
-      </w:r>
-      <m:oMath>
-        <m:sSub>
-          <m:e>
-            <m:acc>
-              <m:accPr>
-                <m:chr m:val="̂"/>
-              </m:accPr>
-              <m:e>
-                <m:r>
-                  <m:t>β</m:t>
-                </m:r>
-              </m:e>
-            </m:acc>
-          </m:e>
-          <m:sub>
-            <m:r>
-              <m:t>0</m:t>
-            </m:r>
-          </m:sub>
-        </m:sSub>
-        <m:r>
-          <m:rPr>
-            <m:sty m:val="p"/>
-          </m:rPr>
-          <m:t>=</m:t>
-        </m:r>
-        <m:r>
-          <m:t>70</m:t>
-        </m:r>
-      </m:oMath>
-      <w:r>
-        <w:t xml:space="preserve">,</w:t>
-      </w:r>
-      <w:r>
-        <w:t xml:space="preserve"> </w:t>
-      </w:r>
-      <m:oMath>
-        <m:sSub>
-          <m:e>
-            <m:acc>
-              <m:accPr>
-                <m:chr m:val="̂"/>
-              </m:accPr>
-              <m:e>
-                <m:r>
-                  <m:t>β</m:t>
-                </m:r>
-              </m:e>
-            </m:acc>
-          </m:e>
-          <m:sub>
-            <m:r>
-              <m:t>1</m:t>
-            </m:r>
-          </m:sub>
-        </m:sSub>
-        <m:r>
-          <m:rPr>
-            <m:sty m:val="p"/>
-          </m:rPr>
-          <m:t>=</m:t>
-        </m:r>
-        <m:r>
-          <m:t>1.25</m:t>
-        </m:r>
-      </m:oMath>
-    </w:p>
-    <w:p>
-      <w:pPr>
-        <w:pStyle w:val="Compact"/>
-        <w:numPr>
-          <w:ilvl w:val="0"/>
-          <w:numId w:val="1005"/>
-        </w:numPr>
-      </w:pPr>
-      <w:r>
-        <w:t xml:space="preserve">Predict for</w:t>
-      </w:r>
-      <w:r>
-        <w:t xml:space="preserve"> </w:t>
-      </w:r>
-      <m:oMath>
-        <m:r>
-          <m:t>A</m:t>
-        </m:r>
-        <m:r>
-          <m:rPr>
-            <m:sty m:val="p"/>
-          </m:rPr>
-          <m:t>=</m:t>
-        </m:r>
-        <m:r>
-          <m:t>90</m:t>
-        </m:r>
-      </m:oMath>
-      <w:r>
-        <w:t xml:space="preserve">:</w:t>
-      </w:r>
-      <w:r>
-        <w:t xml:space="preserve"> </w:t>
-      </w:r>
-      <m:oMath>
-        <m:acc>
-          <m:accPr>
-            <m:chr m:val="̂"/>
-          </m:accPr>
-          <m:e>
-            <m:r>
-              <m:t>E</m:t>
-            </m:r>
-          </m:e>
-        </m:acc>
-        <m:r>
-          <m:rPr>
-            <m:sty m:val="p"/>
-          </m:rPr>
-          <m:t>[</m:t>
-        </m:r>
-        <m:r>
-          <m:t>Y</m:t>
-        </m:r>
-        <m:r>
-          <m:rPr>
-            <m:sty m:val="p"/>
-          </m:rPr>
-          <m:t>|</m:t>
-        </m:r>
-        <m:r>
-          <m:t>A</m:t>
-        </m:r>
-        <m:r>
-          <m:rPr>
-            <m:sty m:val="p"/>
-          </m:rPr>
-          <m:t>=</m:t>
-        </m:r>
-        <m:r>
-          <m:t>90</m:t>
-        </m:r>
-        <m:r>
-          <m:rPr>
-            <m:sty m:val="p"/>
-          </m:rPr>
-          <m:t>]</m:t>
-        </m:r>
-        <m:r>
-          <m:rPr>
-            <m:sty m:val="p"/>
-          </m:rPr>
-          <m:t>=</m:t>
-        </m:r>
-        <m:r>
-          <m:t>70</m:t>
-        </m:r>
-        <m:r>
-          <m:rPr>
-            <m:sty m:val="p"/>
-          </m:rPr>
-          <m:t>+</m:t>
-        </m:r>
-        <m:r>
-          <m:t>1.25</m:t>
-        </m:r>
-        <m:r>
-          <m:rPr>
-            <m:sty m:val="p"/>
-          </m:rPr>
-          <m:t>(</m:t>
-        </m:r>
-        <m:r>
-          <m:t>90</m:t>
-        </m:r>
-        <m:r>
-          <m:rPr>
-            <m:sty m:val="p"/>
-          </m:rPr>
-          <m:t>)</m:t>
-        </m:r>
-        <m:r>
-          <m:rPr>
-            <m:sty m:val="p"/>
-          </m:rPr>
-          <m:t>=</m:t>
-        </m:r>
-        <m:r>
-          <m:t>182.5</m:t>
-        </m:r>
-      </m:oMath>
-    </w:p>
-    <w:p>
-      <w:pPr>
-        <w:pStyle w:val="FirstParagraph"/>
-      </w:pPr>
-      <w:r>
-        <w:t xml:space="preserve">Even though no one received dose 90, the model provides an estimate by</w:t>
-      </w:r>
-      <w:r>
-        <w:t xml:space="preserve"> </w:t>
-      </w:r>
-      <w:r>
-        <w:rPr>
-          <w:b/>
-          <w:bCs/>
-        </w:rPr>
-        <w:t xml:space="preserve">interpolation</w:t>
-      </w:r>
-      <w:r>
-        <w:t xml:space="preserve"> </w:t>
-      </w:r>
-      <w:r>
-        <w:t xml:space="preserve">from observed doses.</w:t>
-      </w:r>
-    </w:p>
-    <w:bookmarkEnd w:id="14"/>
+    <w:tbl>
+      <w:tblPr>
+        <w:tblStyle w:val="Table"/>
+        <w:tblInd w:w="164" w:type="dxa"/>
+        <w:tblBorders>
+          <w:left w:val="single" w:sz="24" w:space="0" w:color="909090"/>
+        </w:tblBorders>
+        <w:tblCellMar>
+          <w:left w:w="0" w:type="dxa"/>
+          <w:right w:w="0" w:type="dxa"/>
+        </w:tblCellMar>
+        <w:tblLook w:firstRow="0" w:lastRow="0" w:firstColumn="0" w:lastColumn="0" w:noHBand="0" w:noVBand="0" w:val="0000"/>
+      </w:tblPr>
+      <w:tblGrid>
+        <w:gridCol w:w="7920"/>
+      </w:tblGrid>
+      <w:tr>
+        <w:trPr>
+          <w:cantSplit/>
+        </w:trPr>
+        <w:tc>
+          <w:tcPr>
+            <w:tcMar>
+              <w:left w:w="144" w:type="dxa"/>
+            </w:tcMar>
+          </w:tcPr>
+          <w:p>
+            <w:pPr>
+              <w:pStyle w:val="BodyText"/>
+            </w:pPr>
+            <w:pPr>
+              <w:spacing w:before="16" w:after="64"/>
+            </w:pPr>
+          </w:p>
+          <w:bookmarkStart w:id="14" w:name="exm-linear-model"/>
+          <w:p>
+            <w:pPr>
+              <w:pStyle w:val="BodyText"/>
+            </w:pPr>
+            <w:r>
+              <w:rPr>
+                <w:b/>
+                <w:bCs/>
+              </w:rPr>
+              <w:t xml:space="preserve">Example 1 (Linear Model for Continuous Treatment)</w:t>
+            </w:r>
+            <w:r>
+              <w:t xml:space="preserve"> </w:t>
+            </w:r>
+            <w:r>
+              <w:t xml:space="preserve">With the HIV data and continuous treatment dose:</w:t>
+            </w:r>
+          </w:p>
+          <w:p>
+            <w:pPr>
+              <w:pStyle w:val="Compact"/>
+              <w:numPr>
+                <w:ilvl w:val="0"/>
+                <w:numId w:val="1005"/>
+              </w:numPr>
+            </w:pPr>
+            <w:r>
+              <w:t xml:space="preserve">Fit:</w:t>
+            </w:r>
+            <w:r>
+              <w:t xml:space="preserve"> </w:t>
+            </w:r>
+            <m:oMath>
+              <m:r>
+                <m:t>E</m:t>
+              </m:r>
+              <m:r>
+                <m:rPr>
+                  <m:sty m:val="p"/>
+                </m:rPr>
+                <m:t>[</m:t>
+              </m:r>
+              <m:r>
+                <m:t>Y</m:t>
+              </m:r>
+              <m:r>
+                <m:rPr>
+                  <m:sty m:val="p"/>
+                </m:rPr>
+                <m:t>|</m:t>
+              </m:r>
+              <m:r>
+                <m:t>A</m:t>
+              </m:r>
+              <m:r>
+                <m:rPr>
+                  <m:sty m:val="p"/>
+                </m:rPr>
+                <m:t>]</m:t>
+              </m:r>
+              <m:r>
+                <m:rPr>
+                  <m:sty m:val="p"/>
+                </m:rPr>
+                <m:t>=</m:t>
+              </m:r>
+              <m:sSub>
+                <m:e>
+                  <m:r>
+                    <m:t>β</m:t>
+                  </m:r>
+                </m:e>
+                <m:sub>
+                  <m:r>
+                    <m:t>0</m:t>
+                  </m:r>
+                </m:sub>
+              </m:sSub>
+              <m:r>
+                <m:rPr>
+                  <m:sty m:val="p"/>
+                </m:rPr>
+                <m:t>+</m:t>
+              </m:r>
+              <m:sSub>
+                <m:e>
+                  <m:r>
+                    <m:t>β</m:t>
+                  </m:r>
+                </m:e>
+                <m:sub>
+                  <m:r>
+                    <m:t>1</m:t>
+                  </m:r>
+                </m:sub>
+              </m:sSub>
+              <m:r>
+                <m:t>A</m:t>
+              </m:r>
+            </m:oMath>
+          </w:p>
+          <w:p>
+            <w:pPr>
+              <w:pStyle w:val="Compact"/>
+              <w:numPr>
+                <w:ilvl w:val="0"/>
+                <w:numId w:val="1005"/>
+              </w:numPr>
+            </w:pPr>
+            <w:r>
+              <w:t xml:space="preserve">Obtain estimates:</w:t>
+            </w:r>
+            <w:r>
+              <w:t xml:space="preserve"> </w:t>
+            </w:r>
+            <m:oMath>
+              <m:sSub>
+                <m:e>
+                  <m:acc>
+                    <m:accPr>
+                      <m:chr m:val="̂"/>
+                    </m:accPr>
+                    <m:e>
+                      <m:r>
+                        <m:t>β</m:t>
+                      </m:r>
+                    </m:e>
+                  </m:acc>
+                </m:e>
+                <m:sub>
+                  <m:r>
+                    <m:t>0</m:t>
+                  </m:r>
+                </m:sub>
+              </m:sSub>
+              <m:r>
+                <m:rPr>
+                  <m:sty m:val="p"/>
+                </m:rPr>
+                <m:t>=</m:t>
+              </m:r>
+              <m:r>
+                <m:t>70</m:t>
+              </m:r>
+            </m:oMath>
+            <w:r>
+              <w:t xml:space="preserve">,</w:t>
+            </w:r>
+            <w:r>
+              <w:t xml:space="preserve"> </w:t>
+            </w:r>
+            <m:oMath>
+              <m:sSub>
+                <m:e>
+                  <m:acc>
+                    <m:accPr>
+                      <m:chr m:val="̂"/>
+                    </m:accPr>
+                    <m:e>
+                      <m:r>
+                        <m:t>β</m:t>
+                      </m:r>
+                    </m:e>
+                  </m:acc>
+                </m:e>
+                <m:sub>
+                  <m:r>
+                    <m:t>1</m:t>
+                  </m:r>
+                </m:sub>
+              </m:sSub>
+              <m:r>
+                <m:rPr>
+                  <m:sty m:val="p"/>
+                </m:rPr>
+                <m:t>=</m:t>
+              </m:r>
+              <m:r>
+                <m:t>1.25</m:t>
+              </m:r>
+            </m:oMath>
+          </w:p>
+          <w:p>
+            <w:pPr>
+              <w:pStyle w:val="Compact"/>
+              <w:numPr>
+                <w:ilvl w:val="0"/>
+                <w:numId w:val="1005"/>
+              </w:numPr>
+            </w:pPr>
+            <w:r>
+              <w:t xml:space="preserve">Predict for</w:t>
+            </w:r>
+            <w:r>
+              <w:t xml:space="preserve"> </w:t>
+            </w:r>
+            <m:oMath>
+              <m:r>
+                <m:t>A</m:t>
+              </m:r>
+              <m:r>
+                <m:rPr>
+                  <m:sty m:val="p"/>
+                </m:rPr>
+                <m:t>=</m:t>
+              </m:r>
+              <m:r>
+                <m:t>90</m:t>
+              </m:r>
+            </m:oMath>
+            <w:r>
+              <w:t xml:space="preserve">:</w:t>
+            </w:r>
+            <w:r>
+              <w:t xml:space="preserve"> </w:t>
+            </w:r>
+            <m:oMath>
+              <m:acc>
+                <m:accPr>
+                  <m:chr m:val="̂"/>
+                </m:accPr>
+                <m:e>
+                  <m:r>
+                    <m:t>E</m:t>
+                  </m:r>
+                </m:e>
+              </m:acc>
+              <m:r>
+                <m:rPr>
+                  <m:sty m:val="p"/>
+                </m:rPr>
+                <m:t>[</m:t>
+              </m:r>
+              <m:r>
+                <m:t>Y</m:t>
+              </m:r>
+              <m:r>
+                <m:rPr>
+                  <m:sty m:val="p"/>
+                </m:rPr>
+                <m:t>|</m:t>
+              </m:r>
+              <m:r>
+                <m:t>A</m:t>
+              </m:r>
+              <m:r>
+                <m:rPr>
+                  <m:sty m:val="p"/>
+                </m:rPr>
+                <m:t>=</m:t>
+              </m:r>
+              <m:r>
+                <m:t>90</m:t>
+              </m:r>
+              <m:r>
+                <m:rPr>
+                  <m:sty m:val="p"/>
+                </m:rPr>
+                <m:t>]</m:t>
+              </m:r>
+              <m:r>
+                <m:rPr>
+                  <m:sty m:val="p"/>
+                </m:rPr>
+                <m:t>=</m:t>
+              </m:r>
+              <m:r>
+                <m:t>70</m:t>
+              </m:r>
+              <m:r>
+                <m:rPr>
+                  <m:sty m:val="p"/>
+                </m:rPr>
+                <m:t>+</m:t>
+              </m:r>
+              <m:r>
+                <m:t>1.25</m:t>
+              </m:r>
+              <m:r>
+                <m:rPr>
+                  <m:sty m:val="p"/>
+                </m:rPr>
+                <m:t>(</m:t>
+              </m:r>
+              <m:r>
+                <m:t>90</m:t>
+              </m:r>
+              <m:r>
+                <m:rPr>
+                  <m:sty m:val="p"/>
+                </m:rPr>
+                <m:t>)</m:t>
+              </m:r>
+              <m:r>
+                <m:rPr>
+                  <m:sty m:val="p"/>
+                </m:rPr>
+                <m:t>=</m:t>
+              </m:r>
+              <m:r>
+                <m:t>182.5</m:t>
+              </m:r>
+            </m:oMath>
+          </w:p>
+          <w:p>
+            <w:pPr>
+              <w:pStyle w:val="FirstParagraph"/>
+            </w:pPr>
+            <w:r>
+              <w:t xml:space="preserve">Even though no one received dose 90, the model provides an estimate by</w:t>
+            </w:r>
+            <w:r>
+              <w:t xml:space="preserve"> </w:t>
+            </w:r>
+            <w:r>
+              <w:rPr>
+                <w:b/>
+                <w:bCs/>
+              </w:rPr>
+              <w:t xml:space="preserve">interpolation</w:t>
+            </w:r>
+            <w:r>
+              <w:t xml:space="preserve"> </w:t>
+            </w:r>
+            <w:r>
+              <w:t xml:space="preserve">from observed doses.</w:t>
+            </w:r>
+          </w:p>
+          <w:bookmarkEnd w:id="14"/>
+        </w:tc>
+      </w:tr>
+    </w:tbl>
     <w:p>
       <w:pPr>
         <w:pStyle w:val="BodyText"/>

--- a/chapters/11-why-model.docx
+++ b/chapters/11-why-model.docx
@@ -196,41 +196,43 @@
       </w:r>
       <m:oMath>
         <m:r>
-          <m:t>E</m:t>
-        </m:r>
-        <m:r>
           <m:rPr>
+            <m:nor/>
             <m:sty m:val="p"/>
           </m:rPr>
-          <m:t>[</m:t>
-        </m:r>
-        <m:r>
-          <m:t>Y</m:t>
-        </m:r>
-        <m:r>
-          <m:rPr>
-            <m:sty m:val="p"/>
-          </m:rPr>
-          <m:t>|</m:t>
-        </m:r>
-        <m:r>
-          <m:t>A</m:t>
-        </m:r>
-        <m:r>
-          <m:rPr>
-            <m:sty m:val="p"/>
-          </m:rPr>
-          <m:t>=</m:t>
-        </m:r>
-        <m:r>
-          <m:t>a</m:t>
-        </m:r>
-        <m:r>
-          <m:rPr>
-            <m:sty m:val="p"/>
-          </m:rPr>
-          <m:t>]</m:t>
-        </m:r>
+          <m:t>E</m:t>
+        </m:r>
+        <m:d>
+          <m:dPr>
+            <m:begChr m:val="["/>
+            <m:sepChr m:val=""/>
+            <m:endChr m:val="]"/>
+            <m:grow/>
+          </m:dPr>
+          <m:e>
+            <m:r>
+              <m:t>Y</m:t>
+            </m:r>
+            <m:r>
+              <m:rPr>
+                <m:sty m:val="p"/>
+              </m:rPr>
+              <m:t>|</m:t>
+            </m:r>
+            <m:r>
+              <m:t>A</m:t>
+            </m:r>
+            <m:r>
+              <m:rPr>
+                <m:sty m:val="p"/>
+              </m:rPr>
+              <m:t>=</m:t>
+            </m:r>
+            <m:r>
+              <m:t>a</m:t>
+            </m:r>
+          </m:e>
+        </m:d>
       </m:oMath>
       <w:r>
         <w:t xml:space="preserve"> </w:t>
@@ -887,41 +889,43 @@
       </w:r>
       <m:oMath>
         <m:r>
-          <m:t>E</m:t>
-        </m:r>
-        <m:r>
           <m:rPr>
+            <m:nor/>
             <m:sty m:val="p"/>
           </m:rPr>
-          <m:t>[</m:t>
-        </m:r>
-        <m:r>
-          <m:t>Y</m:t>
-        </m:r>
-        <m:r>
-          <m:rPr>
-            <m:sty m:val="p"/>
-          </m:rPr>
-          <m:t>|</m:t>
-        </m:r>
-        <m:r>
-          <m:t>A</m:t>
-        </m:r>
-        <m:r>
-          <m:rPr>
-            <m:sty m:val="p"/>
-          </m:rPr>
-          <m:t>=</m:t>
-        </m:r>
-        <m:r>
-          <m:t>90</m:t>
-        </m:r>
-        <m:r>
-          <m:rPr>
-            <m:sty m:val="p"/>
-          </m:rPr>
-          <m:t>]</m:t>
-        </m:r>
+          <m:t>E</m:t>
+        </m:r>
+        <m:d>
+          <m:dPr>
+            <m:begChr m:val="["/>
+            <m:sepChr m:val=""/>
+            <m:endChr m:val="]"/>
+            <m:grow/>
+          </m:dPr>
+          <m:e>
+            <m:r>
+              <m:t>Y</m:t>
+            </m:r>
+            <m:r>
+              <m:rPr>
+                <m:sty m:val="p"/>
+              </m:rPr>
+              <m:t>|</m:t>
+            </m:r>
+            <m:r>
+              <m:t>A</m:t>
+            </m:r>
+            <m:r>
+              <m:rPr>
+                <m:sty m:val="p"/>
+              </m:rPr>
+              <m:t>=</m:t>
+            </m:r>
+            <m:r>
+              <m:t>90</m:t>
+            </m:r>
+          </m:e>
+        </m:d>
       </m:oMath>
       <w:r>
         <w:t xml:space="preserve"> </w:t>
@@ -1047,41 +1051,43 @@
         </m:oMathParaPr>
         <m:oMath>
           <m:r>
+            <m:rPr>
+              <m:nor/>
+              <m:sty m:val="p"/>
+            </m:rPr>
             <m:t>E</m:t>
           </m:r>
-          <m:r>
-            <m:rPr>
-              <m:sty m:val="p"/>
-            </m:rPr>
-            <m:t>[</m:t>
-          </m:r>
-          <m:r>
-            <m:t>Y</m:t>
-          </m:r>
-          <m:r>
-            <m:rPr>
-              <m:sty m:val="p"/>
-            </m:rPr>
-            <m:t>|</m:t>
-          </m:r>
-          <m:r>
-            <m:t>A</m:t>
-          </m:r>
-          <m:r>
-            <m:rPr>
-              <m:sty m:val="p"/>
-            </m:rPr>
-            <m:t>=</m:t>
-          </m:r>
-          <m:r>
-            <m:t>a</m:t>
-          </m:r>
-          <m:r>
-            <m:rPr>
-              <m:sty m:val="p"/>
-            </m:rPr>
-            <m:t>]</m:t>
-          </m:r>
+          <m:d>
+            <m:dPr>
+              <m:begChr m:val="["/>
+              <m:sepChr m:val=""/>
+              <m:endChr m:val="]"/>
+              <m:grow/>
+            </m:dPr>
+            <m:e>
+              <m:r>
+                <m:t>Y</m:t>
+              </m:r>
+              <m:r>
+                <m:rPr>
+                  <m:sty m:val="p"/>
+                </m:rPr>
+                <m:t>|</m:t>
+              </m:r>
+              <m:r>
+                <m:t>A</m:t>
+              </m:r>
+              <m:r>
+                <m:rPr>
+                  <m:sty m:val="p"/>
+                </m:rPr>
+                <m:t>=</m:t>
+              </m:r>
+              <m:r>
+                <m:t>a</m:t>
+              </m:r>
+            </m:e>
+          </m:d>
           <m:r>
             <m:rPr>
               <m:sty m:val="p"/>
@@ -1301,41 +1307,43 @@
       </w:r>
       <m:oMath>
         <m:r>
-          <m:t>E</m:t>
-        </m:r>
-        <m:r>
           <m:rPr>
+            <m:nor/>
             <m:sty m:val="p"/>
           </m:rPr>
-          <m:t>[</m:t>
-        </m:r>
-        <m:r>
-          <m:t>Y</m:t>
-        </m:r>
-        <m:r>
-          <m:rPr>
-            <m:sty m:val="p"/>
-          </m:rPr>
-          <m:t>|</m:t>
-        </m:r>
-        <m:r>
-          <m:t>A</m:t>
-        </m:r>
-        <m:r>
-          <m:rPr>
-            <m:sty m:val="p"/>
-          </m:rPr>
-          <m:t>=</m:t>
-        </m:r>
-        <m:r>
-          <m:t>a</m:t>
-        </m:r>
-        <m:r>
-          <m:rPr>
-            <m:sty m:val="p"/>
-          </m:rPr>
-          <m:t>]</m:t>
-        </m:r>
+          <m:t>E</m:t>
+        </m:r>
+        <m:d>
+          <m:dPr>
+            <m:begChr m:val="["/>
+            <m:sepChr m:val=""/>
+            <m:endChr m:val="]"/>
+            <m:grow/>
+          </m:dPr>
+          <m:e>
+            <m:r>
+              <m:t>Y</m:t>
+            </m:r>
+            <m:r>
+              <m:rPr>
+                <m:sty m:val="p"/>
+              </m:rPr>
+              <m:t>|</m:t>
+            </m:r>
+            <m:r>
+              <m:t>A</m:t>
+            </m:r>
+            <m:r>
+              <m:rPr>
+                <m:sty m:val="p"/>
+              </m:rPr>
+              <m:t>=</m:t>
+            </m:r>
+            <m:r>
+              <m:t>a</m:t>
+            </m:r>
+          </m:e>
+        </m:d>
         <m:r>
           <m:rPr>
             <m:sty m:val="p"/>
@@ -1463,32 +1471,34 @@
             </w:r>
             <m:oMath>
               <m:r>
+                <m:rPr>
+                  <m:nor/>
+                  <m:sty m:val="p"/>
+                </m:rPr>
                 <m:t>E</m:t>
               </m:r>
-              <m:r>
-                <m:rPr>
-                  <m:sty m:val="p"/>
-                </m:rPr>
-                <m:t>[</m:t>
-              </m:r>
-              <m:r>
-                <m:t>Y</m:t>
-              </m:r>
-              <m:r>
-                <m:rPr>
-                  <m:sty m:val="p"/>
-                </m:rPr>
-                <m:t>|</m:t>
-              </m:r>
-              <m:r>
-                <m:t>A</m:t>
-              </m:r>
-              <m:r>
-                <m:rPr>
-                  <m:sty m:val="p"/>
-                </m:rPr>
-                <m:t>]</m:t>
-              </m:r>
+              <m:d>
+                <m:dPr>
+                  <m:begChr m:val="["/>
+                  <m:sepChr m:val=""/>
+                  <m:endChr m:val="]"/>
+                  <m:grow/>
+                </m:dPr>
+                <m:e>
+                  <m:r>
+                    <m:t>Y</m:t>
+                  </m:r>
+                  <m:r>
+                    <m:rPr>
+                      <m:sty m:val="p"/>
+                    </m:rPr>
+                    <m:t>|</m:t>
+                  </m:r>
+                  <m:r>
+                    <m:t>A</m:t>
+                  </m:r>
+                </m:e>
+              </m:d>
               <m:r>
                 <m:rPr>
                   <m:sty m:val="p"/>
@@ -1652,43 +1662,45 @@
                 </m:accPr>
                 <m:e>
                   <m:r>
+                    <m:rPr>
+                      <m:nor/>
+                      <m:sty m:val="p"/>
+                    </m:rPr>
                     <m:t>E</m:t>
                   </m:r>
                 </m:e>
               </m:acc>
-              <m:r>
-                <m:rPr>
-                  <m:sty m:val="p"/>
-                </m:rPr>
-                <m:t>[</m:t>
-              </m:r>
-              <m:r>
-                <m:t>Y</m:t>
-              </m:r>
-              <m:r>
-                <m:rPr>
-                  <m:sty m:val="p"/>
-                </m:rPr>
-                <m:t>|</m:t>
-              </m:r>
-              <m:r>
-                <m:t>A</m:t>
-              </m:r>
-              <m:r>
-                <m:rPr>
-                  <m:sty m:val="p"/>
-                </m:rPr>
-                <m:t>=</m:t>
-              </m:r>
-              <m:r>
-                <m:t>90</m:t>
-              </m:r>
-              <m:r>
-                <m:rPr>
-                  <m:sty m:val="p"/>
-                </m:rPr>
-                <m:t>]</m:t>
-              </m:r>
+              <m:d>
+                <m:dPr>
+                  <m:begChr m:val="["/>
+                  <m:sepChr m:val=""/>
+                  <m:endChr m:val="]"/>
+                  <m:grow/>
+                </m:dPr>
+                <m:e>
+                  <m:r>
+                    <m:t>Y</m:t>
+                  </m:r>
+                  <m:r>
+                    <m:rPr>
+                      <m:sty m:val="p"/>
+                    </m:rPr>
+                    <m:t>|</m:t>
+                  </m:r>
+                  <m:r>
+                    <m:t>A</m:t>
+                  </m:r>
+                  <m:r>
+                    <m:rPr>
+                      <m:sty m:val="p"/>
+                    </m:rPr>
+                    <m:t>=</m:t>
+                  </m:r>
+                  <m:r>
+                    <m:t>90</m:t>
+                  </m:r>
+                </m:e>
+              </m:d>
               <m:r>
                 <m:rPr>
                   <m:sty m:val="p"/>
@@ -1936,41 +1948,43 @@
         </m:oMathParaPr>
         <m:oMath>
           <m:r>
+            <m:rPr>
+              <m:nor/>
+              <m:sty m:val="p"/>
+            </m:rPr>
             <m:t>E</m:t>
           </m:r>
-          <m:r>
-            <m:rPr>
-              <m:sty m:val="p"/>
-            </m:rPr>
-            <m:t>[</m:t>
-          </m:r>
-          <m:r>
-            <m:t>Y</m:t>
-          </m:r>
-          <m:r>
-            <m:rPr>
-              <m:sty m:val="p"/>
-            </m:rPr>
-            <m:t>|</m:t>
-          </m:r>
-          <m:r>
-            <m:t>A</m:t>
-          </m:r>
-          <m:r>
-            <m:rPr>
-              <m:sty m:val="p"/>
-            </m:rPr>
-            <m:t>=</m:t>
-          </m:r>
-          <m:r>
-            <m:t>a</m:t>
-          </m:r>
-          <m:r>
-            <m:rPr>
-              <m:sty m:val="p"/>
-            </m:rPr>
-            <m:t>]</m:t>
-          </m:r>
+          <m:d>
+            <m:dPr>
+              <m:begChr m:val="["/>
+              <m:sepChr m:val=""/>
+              <m:endChr m:val="]"/>
+              <m:grow/>
+            </m:dPr>
+            <m:e>
+              <m:r>
+                <m:t>Y</m:t>
+              </m:r>
+              <m:r>
+                <m:rPr>
+                  <m:sty m:val="p"/>
+                </m:rPr>
+                <m:t>|</m:t>
+              </m:r>
+              <m:r>
+                <m:t>A</m:t>
+              </m:r>
+              <m:r>
+                <m:rPr>
+                  <m:sty m:val="p"/>
+                </m:rPr>
+                <m:t>=</m:t>
+              </m:r>
+              <m:r>
+                <m:t>a</m:t>
+              </m:r>
+            </m:e>
+          </m:d>
           <m:r>
             <m:rPr>
               <m:sty m:val="p"/>
@@ -2068,41 +2082,43 @@
         </m:oMathParaPr>
         <m:oMath>
           <m:r>
+            <m:rPr>
+              <m:nor/>
+              <m:sty m:val="p"/>
+            </m:rPr>
             <m:t>E</m:t>
           </m:r>
-          <m:r>
-            <m:rPr>
-              <m:sty m:val="p"/>
-            </m:rPr>
-            <m:t>[</m:t>
-          </m:r>
-          <m:r>
-            <m:t>Y</m:t>
-          </m:r>
-          <m:r>
-            <m:rPr>
-              <m:sty m:val="p"/>
-            </m:rPr>
-            <m:t>|</m:t>
-          </m:r>
-          <m:r>
-            <m:t>A</m:t>
-          </m:r>
-          <m:r>
-            <m:rPr>
-              <m:sty m:val="p"/>
-            </m:rPr>
-            <m:t>=</m:t>
-          </m:r>
-          <m:r>
-            <m:t>a</m:t>
-          </m:r>
-          <m:r>
-            <m:rPr>
-              <m:sty m:val="p"/>
-            </m:rPr>
-            <m:t>]</m:t>
-          </m:r>
+          <m:d>
+            <m:dPr>
+              <m:begChr m:val="["/>
+              <m:sepChr m:val=""/>
+              <m:endChr m:val="]"/>
+              <m:grow/>
+            </m:dPr>
+            <m:e>
+              <m:r>
+                <m:t>Y</m:t>
+              </m:r>
+              <m:r>
+                <m:rPr>
+                  <m:sty m:val="p"/>
+                </m:rPr>
+                <m:t>|</m:t>
+              </m:r>
+              <m:r>
+                <m:t>A</m:t>
+              </m:r>
+              <m:r>
+                <m:rPr>
+                  <m:sty m:val="p"/>
+                </m:rPr>
+                <m:t>=</m:t>
+              </m:r>
+              <m:r>
+                <m:t>a</m:t>
+              </m:r>
+            </m:e>
+          </m:d>
           <m:r>
             <m:rPr>
               <m:sty m:val="p"/>
@@ -2383,23 +2399,54 @@
       </w:r>
       <m:oMath>
         <m:r>
-          <m:t>E</m:t>
-        </m:r>
-        <m:r>
           <m:rPr>
+            <m:nor/>
             <m:sty m:val="p"/>
           </m:rPr>
-          <m:t>[</m:t>
-        </m:r>
-        <m:r>
-          <m:t>Y</m:t>
-        </m:r>
-        <m:r>
-          <m:rPr>
-            <m:sty m:val="p"/>
-          </m:rPr>
-          <m:t>|</m:t>
-        </m:r>
+          <m:t>E</m:t>
+        </m:r>
+        <m:d>
+          <m:dPr>
+            <m:begChr m:val="["/>
+            <m:sepChr m:val=""/>
+            <m:endChr m:val="]"/>
+            <m:grow/>
+          </m:dPr>
+          <m:e>
+            <m:r>
+              <m:t>Y</m:t>
+            </m:r>
+            <m:r>
+              <m:rPr>
+                <m:sty m:val="p"/>
+              </m:rPr>
+              <m:t>|</m:t>
+            </m:r>
+            <m:r>
+              <m:t>A</m:t>
+            </m:r>
+            <m:r>
+              <m:rPr>
+                <m:sty m:val="p"/>
+              </m:rPr>
+              <m:t>=</m:t>
+            </m:r>
+            <m:r>
+              <m:t>90</m:t>
+            </m:r>
+          </m:e>
+        </m:d>
+      </m:oMath>
+      <w:r>
+        <w:t xml:space="preserve"> </w:t>
+      </w:r>
+      <w:r>
+        <w:t xml:space="preserve">with no observations at</w:t>
+      </w:r>
+      <w:r>
+        <w:t xml:space="preserve"> </w:t>
+      </w:r>
+      <m:oMath>
         <m:r>
           <m:t>A</m:t>
         </m:r>
@@ -2412,18 +2459,47 @@
         <m:r>
           <m:t>90</m:t>
         </m:r>
-        <m:r>
-          <m:rPr>
-            <m:sty m:val="p"/>
-          </m:rPr>
-          <m:t>]</m:t>
-        </m:r>
       </m:oMath>
       <w:r>
-        <w:t xml:space="preserve"> </w:t>
-      </w:r>
-      <w:r>
-        <w:t xml:space="preserve">with no observations at</w:t>
+        <w:t xml:space="preserve">:</w:t>
+      </w:r>
+    </w:p>
+    <w:p>
+      <w:pPr>
+        <w:pStyle w:val="Compact"/>
+        <w:numPr>
+          <w:ilvl w:val="0"/>
+          <w:numId w:val="1008"/>
+        </w:numPr>
+      </w:pPr>
+      <w:r>
+        <w:rPr>
+          <w:b/>
+          <w:bCs/>
+        </w:rPr>
+        <w:t xml:space="preserve">No smoothing</w:t>
+      </w:r>
+      <w:r>
+        <w:t xml:space="preserve">: Cannot estimate (undefined)</w:t>
+      </w:r>
+    </w:p>
+    <w:p>
+      <w:pPr>
+        <w:pStyle w:val="Compact"/>
+        <w:numPr>
+          <w:ilvl w:val="0"/>
+          <w:numId w:val="1008"/>
+        </w:numPr>
+      </w:pPr>
+      <w:r>
+        <w:rPr>
+          <w:b/>
+          <w:bCs/>
+        </w:rPr>
+        <w:t xml:space="preserve">Weak smoothing</w:t>
+      </w:r>
+      <w:r>
+        <w:t xml:space="preserve">: Use nearby observations (e.g.,</w:t>
       </w:r>
       <w:r>
         <w:t xml:space="preserve"> </w:t>
@@ -2439,64 +2515,6 @@
           <m:t>=</m:t>
         </m:r>
         <m:r>
-          <m:t>90</m:t>
-        </m:r>
-      </m:oMath>
-      <w:r>
-        <w:t xml:space="preserve">:</w:t>
-      </w:r>
-    </w:p>
-    <w:p>
-      <w:pPr>
-        <w:pStyle w:val="Compact"/>
-        <w:numPr>
-          <w:ilvl w:val="0"/>
-          <w:numId w:val="1008"/>
-        </w:numPr>
-      </w:pPr>
-      <w:r>
-        <w:rPr>
-          <w:b/>
-          <w:bCs/>
-        </w:rPr>
-        <w:t xml:space="preserve">No smoothing</w:t>
-      </w:r>
-      <w:r>
-        <w:t xml:space="preserve">: Cannot estimate (undefined)</w:t>
-      </w:r>
-    </w:p>
-    <w:p>
-      <w:pPr>
-        <w:pStyle w:val="Compact"/>
-        <w:numPr>
-          <w:ilvl w:val="0"/>
-          <w:numId w:val="1008"/>
-        </w:numPr>
-      </w:pPr>
-      <w:r>
-        <w:rPr>
-          <w:b/>
-          <w:bCs/>
-        </w:rPr>
-        <w:t xml:space="preserve">Weak smoothing</w:t>
-      </w:r>
-      <w:r>
-        <w:t xml:space="preserve">: Use nearby observations (e.g.,</w:t>
-      </w:r>
-      <w:r>
-        <w:t xml:space="preserve"> </w:t>
-      </w:r>
-      <m:oMath>
-        <m:r>
-          <m:t>A</m:t>
-        </m:r>
-        <m:r>
-          <m:rPr>
-            <m:sty m:val="p"/>
-          </m:rPr>
-          <m:t>=</m:t>
-        </m:r>
-        <m:r>
           <m:t>85</m:t>
         </m:r>
         <m:r>
@@ -2612,41 +2630,43 @@
       </w:r>
       <m:oMath>
         <m:r>
-          <m:t>E</m:t>
-        </m:r>
-        <m:r>
           <m:rPr>
+            <m:nor/>
             <m:sty m:val="p"/>
           </m:rPr>
-          <m:t>[</m:t>
-        </m:r>
-        <m:r>
-          <m:t>Y</m:t>
-        </m:r>
-        <m:r>
-          <m:rPr>
-            <m:sty m:val="p"/>
-          </m:rPr>
-          <m:t>|</m:t>
-        </m:r>
-        <m:r>
-          <m:t>A</m:t>
-        </m:r>
-        <m:r>
-          <m:rPr>
-            <m:sty m:val="p"/>
-          </m:rPr>
-          <m:t>=</m:t>
-        </m:r>
-        <m:r>
-          <m:t>a</m:t>
-        </m:r>
-        <m:r>
-          <m:rPr>
-            <m:sty m:val="p"/>
-          </m:rPr>
-          <m:t>]</m:t>
-        </m:r>
+          <m:t>E</m:t>
+        </m:r>
+        <m:d>
+          <m:dPr>
+            <m:begChr m:val="["/>
+            <m:sepChr m:val=""/>
+            <m:endChr m:val="]"/>
+            <m:grow/>
+          </m:dPr>
+          <m:e>
+            <m:r>
+              <m:t>Y</m:t>
+            </m:r>
+            <m:r>
+              <m:rPr>
+                <m:sty m:val="p"/>
+              </m:rPr>
+              <m:t>|</m:t>
+            </m:r>
+            <m:r>
+              <m:t>A</m:t>
+            </m:r>
+            <m:r>
+              <m:rPr>
+                <m:sty m:val="p"/>
+              </m:rPr>
+              <m:t>=</m:t>
+            </m:r>
+            <m:r>
+              <m:t>a</m:t>
+            </m:r>
+          </m:e>
+        </m:d>
       </m:oMath>
       <w:r>
         <w:t xml:space="preserve"> </w:t>
@@ -2670,43 +2690,45 @@
             </m:accPr>
             <m:e>
               <m:r>
+                <m:rPr>
+                  <m:nor/>
+                  <m:sty m:val="p"/>
+                </m:rPr>
                 <m:t>E</m:t>
               </m:r>
             </m:e>
           </m:acc>
-          <m:r>
-            <m:rPr>
-              <m:sty m:val="p"/>
-            </m:rPr>
-            <m:t>[</m:t>
-          </m:r>
-          <m:r>
-            <m:t>Y</m:t>
-          </m:r>
-          <m:r>
-            <m:rPr>
-              <m:sty m:val="p"/>
-            </m:rPr>
-            <m:t>|</m:t>
-          </m:r>
-          <m:r>
-            <m:t>A</m:t>
-          </m:r>
-          <m:r>
-            <m:rPr>
-              <m:sty m:val="p"/>
-            </m:rPr>
-            <m:t>=</m:t>
-          </m:r>
-          <m:r>
-            <m:t>a</m:t>
-          </m:r>
-          <m:r>
-            <m:rPr>
-              <m:sty m:val="p"/>
-            </m:rPr>
-            <m:t>]</m:t>
-          </m:r>
+          <m:d>
+            <m:dPr>
+              <m:begChr m:val="["/>
+              <m:sepChr m:val=""/>
+              <m:endChr m:val="]"/>
+              <m:grow/>
+            </m:dPr>
+            <m:e>
+              <m:r>
+                <m:t>Y</m:t>
+              </m:r>
+              <m:r>
+                <m:rPr>
+                  <m:sty m:val="p"/>
+                </m:rPr>
+                <m:t>|</m:t>
+              </m:r>
+              <m:r>
+                <m:t>A</m:t>
+              </m:r>
+              <m:r>
+                <m:rPr>
+                  <m:sty m:val="p"/>
+                </m:rPr>
+                <m:t>=</m:t>
+              </m:r>
+              <m:r>
+                <m:t>a</m:t>
+              </m:r>
+            </m:e>
+          </m:d>
           <m:r>
             <m:rPr>
               <m:sty m:val="p"/>
@@ -3152,30 +3174,32 @@
             <m:t>=</m:t>
           </m:r>
           <m:r>
+            <m:rPr>
+              <m:nor/>
+              <m:sty m:val="p"/>
+            </m:rPr>
             <m:t>E</m:t>
           </m:r>
-          <m:r>
-            <m:rPr>
-              <m:sty m:val="p"/>
-            </m:rPr>
-            <m:t>[</m:t>
-          </m:r>
-          <m:acc>
-            <m:accPr>
-              <m:chr m:val="̂"/>
-            </m:accPr>
+          <m:d>
+            <m:dPr>
+              <m:begChr m:val="["/>
+              <m:sepChr m:val=""/>
+              <m:endChr m:val="]"/>
+              <m:grow/>
+            </m:dPr>
             <m:e>
-              <m:r>
-                <m:t>θ</m:t>
-              </m:r>
+              <m:acc>
+                <m:accPr>
+                  <m:chr m:val="̂"/>
+                </m:accPr>
+                <m:e>
+                  <m:r>
+                    <m:t>θ</m:t>
+                  </m:r>
+                </m:e>
+              </m:acc>
             </m:e>
-          </m:acc>
-          <m:r>
-            <m:rPr>
-              <m:sty m:val="p"/>
-            </m:rPr>
-            <m:t>]</m:t>
-          </m:r>
+          </m:d>
           <m:r>
             <m:rPr>
               <m:sty m:val="p"/>
@@ -3248,82 +3272,86 @@
             <m:t>=</m:t>
           </m:r>
           <m:r>
+            <m:rPr>
+              <m:nor/>
+              <m:sty m:val="p"/>
+            </m:rPr>
             <m:t>E</m:t>
           </m:r>
-          <m:r>
-            <m:rPr>
-              <m:sty m:val="p"/>
-            </m:rPr>
-            <m:t>[</m:t>
-          </m:r>
-          <m:r>
-            <m:rPr>
-              <m:sty m:val="p"/>
-            </m:rPr>
-            <m:t>(</m:t>
-          </m:r>
-          <m:acc>
-            <m:accPr>
-              <m:chr m:val="̂"/>
-            </m:accPr>
-            <m:e>
-              <m:r>
-                <m:t>θ</m:t>
-              </m:r>
-            </m:e>
-          </m:acc>
-          <m:r>
-            <m:rPr>
-              <m:sty m:val="p"/>
-            </m:rPr>
-            <m:t>−</m:t>
-          </m:r>
-          <m:r>
-            <m:t>E</m:t>
-          </m:r>
-          <m:r>
-            <m:rPr>
-              <m:sty m:val="p"/>
-            </m:rPr>
-            <m:t>[</m:t>
-          </m:r>
-          <m:acc>
-            <m:accPr>
-              <m:chr m:val="̂"/>
-            </m:accPr>
-            <m:e>
-              <m:r>
-                <m:t>θ</m:t>
-              </m:r>
-            </m:e>
-          </m:acc>
-          <m:r>
-            <m:rPr>
-              <m:sty m:val="p"/>
-            </m:rPr>
-            <m:t>]</m:t>
-          </m:r>
-          <m:sSup>
+          <m:d>
+            <m:dPr>
+              <m:begChr m:val="["/>
+              <m:sepChr m:val=""/>
+              <m:endChr m:val="]"/>
+              <m:grow/>
+            </m:dPr>
             <m:e>
               <m:r>
                 <m:rPr>
                   <m:sty m:val="p"/>
                 </m:rPr>
-                <m:t>)</m:t>
+                <m:t>(</m:t>
               </m:r>
+              <m:acc>
+                <m:accPr>
+                  <m:chr m:val="̂"/>
+                </m:accPr>
+                <m:e>
+                  <m:r>
+                    <m:t>θ</m:t>
+                  </m:r>
+                </m:e>
+              </m:acc>
+              <m:r>
+                <m:rPr>
+                  <m:sty m:val="p"/>
+                </m:rPr>
+                <m:t>−</m:t>
+              </m:r>
+              <m:r>
+                <m:rPr>
+                  <m:nor/>
+                  <m:sty m:val="p"/>
+                </m:rPr>
+                <m:t>E</m:t>
+              </m:r>
+              <m:d>
+                <m:dPr>
+                  <m:begChr m:val="["/>
+                  <m:sepChr m:val=""/>
+                  <m:endChr m:val="]"/>
+                  <m:grow/>
+                </m:dPr>
+                <m:e>
+                  <m:acc>
+                    <m:accPr>
+                      <m:chr m:val="̂"/>
+                    </m:accPr>
+                    <m:e>
+                      <m:r>
+                        <m:t>θ</m:t>
+                      </m:r>
+                    </m:e>
+                  </m:acc>
+                </m:e>
+              </m:d>
+              <m:sSup>
+                <m:e>
+                  <m:r>
+                    <m:rPr>
+                      <m:sty m:val="p"/>
+                    </m:rPr>
+                    <m:t>)</m:t>
+                  </m:r>
+                </m:e>
+                <m:sup>
+                  <m:r>
+                    <m:t>2</m:t>
+                  </m:r>
+                </m:sup>
+              </m:sSup>
             </m:e>
-            <m:sup>
-              <m:r>
-                <m:t>2</m:t>
-              </m:r>
-            </m:sup>
-          </m:sSup>
-          <m:r>
-            <m:rPr>
-              <m:sty m:val="p"/>
-            </m:rPr>
-            <m:t>]</m:t>
-          </m:r>
+          </m:d>
         </m:oMath>
       </m:oMathPara>
     </w:p>
@@ -3602,23 +3630,66 @@
       </w:r>
       <m:oMath>
         <m:r>
-          <m:t>E</m:t>
-        </m:r>
-        <m:r>
           <m:rPr>
+            <m:nor/>
             <m:sty m:val="p"/>
           </m:rPr>
-          <m:t>[</m:t>
-        </m:r>
-        <m:r>
-          <m:t>Y</m:t>
-        </m:r>
-        <m:r>
-          <m:rPr>
-            <m:sty m:val="p"/>
-          </m:rPr>
-          <m:t>|</m:t>
-        </m:r>
+          <m:t>E</m:t>
+        </m:r>
+        <m:d>
+          <m:dPr>
+            <m:begChr m:val="["/>
+            <m:sepChr m:val=""/>
+            <m:endChr m:val="]"/>
+            <m:grow/>
+          </m:dPr>
+          <m:e>
+            <m:r>
+              <m:t>Y</m:t>
+            </m:r>
+            <m:r>
+              <m:rPr>
+                <m:sty m:val="p"/>
+              </m:rPr>
+              <m:t>|</m:t>
+            </m:r>
+            <m:r>
+              <m:t>A</m:t>
+            </m:r>
+            <m:r>
+              <m:rPr>
+                <m:sty m:val="p"/>
+              </m:rPr>
+              <m:t>=</m:t>
+            </m:r>
+            <m:r>
+              <m:t>90</m:t>
+            </m:r>
+          </m:e>
+        </m:d>
+      </m:oMath>
+    </w:p>
+    <w:p>
+      <w:pPr>
+        <w:pStyle w:val="BodyText"/>
+      </w:pPr>
+      <w:r>
+        <w:rPr>
+          <w:b/>
+          <w:bCs/>
+        </w:rPr>
+        <w:t xml:space="preserve">Nonparametric</w:t>
+      </w:r>
+      <w:r>
+        <w:t xml:space="preserve"> </w:t>
+      </w:r>
+      <w:r>
+        <w:t xml:space="preserve">(sample mean of individuals with</w:t>
+      </w:r>
+      <w:r>
+        <w:t xml:space="preserve"> </w:t>
+      </w:r>
+      <m:oMath>
         <m:r>
           <m:t>A</m:t>
         </m:r>
@@ -3631,38 +3702,47 @@
         <m:r>
           <m:t>90</m:t>
         </m:r>
-        <m:r>
-          <m:rPr>
-            <m:sty m:val="p"/>
-          </m:rPr>
-          <m:t>]</m:t>
-        </m:r>
       </m:oMath>
-    </w:p>
-    <w:p>
-      <w:pPr>
-        <w:pStyle w:val="BodyText"/>
-      </w:pPr>
-      <w:r>
-        <w:rPr>
-          <w:b/>
-          <w:bCs/>
-        </w:rPr>
-        <w:t xml:space="preserve">Nonparametric</w:t>
-      </w:r>
-      <w:r>
-        <w:t xml:space="preserve"> </w:t>
-      </w:r>
-      <w:r>
-        <w:t xml:space="preserve">(sample mean of individuals with</w:t>
+      <w:r>
+        <w:t xml:space="preserve">):</w:t>
+      </w:r>
+    </w:p>
+    <w:p>
+      <w:pPr>
+        <w:pStyle w:val="Compact"/>
+        <w:numPr>
+          <w:ilvl w:val="0"/>
+          <w:numId w:val="1014"/>
+        </w:numPr>
+      </w:pPr>
+      <w:r>
+        <w:t xml:space="preserve">If</w:t>
       </w:r>
       <w:r>
         <w:t xml:space="preserve"> </w:t>
       </w:r>
       <m:oMath>
-        <m:r>
-          <m:t>A</m:t>
-        </m:r>
+        <m:sSub>
+          <m:e>
+            <m:r>
+              <m:t>n</m:t>
+            </m:r>
+          </m:e>
+          <m:sub>
+            <m:r>
+              <m:t>A</m:t>
+            </m:r>
+            <m:r>
+              <m:rPr>
+                <m:sty m:val="p"/>
+              </m:rPr>
+              <m:t>=</m:t>
+            </m:r>
+            <m:r>
+              <m:t>90</m:t>
+            </m:r>
+          </m:sub>
+        </m:sSub>
         <m:r>
           <m:rPr>
             <m:sty m:val="p"/>
@@ -3670,11 +3750,11 @@
           <m:t>=</m:t>
         </m:r>
         <m:r>
-          <m:t>90</m:t>
+          <m:t>0</m:t>
         </m:r>
       </m:oMath>
       <w:r>
-        <w:t xml:space="preserve">):</w:t>
+        <w:t xml:space="preserve">: Undefined (infinite variance)</w:t>
       </w:r>
     </w:p>
     <w:p>
@@ -3720,11 +3800,11 @@
           <m:t>=</m:t>
         </m:r>
         <m:r>
-          <m:t>0</m:t>
+          <m:t>1</m:t>
         </m:r>
       </m:oMath>
       <w:r>
-        <w:t xml:space="preserve">: Undefined (infinite variance)</w:t>
+        <w:t xml:space="preserve">: Unbiased but very high variance</w:t>
       </w:r>
     </w:p>
     <w:p>
@@ -3770,114 +3850,66 @@
           <m:t>=</m:t>
         </m:r>
         <m:r>
-          <m:t>1</m:t>
+          <m:t>100</m:t>
         </m:r>
       </m:oMath>
       <w:r>
-        <w:t xml:space="preserve">: Unbiased but very high variance</w:t>
-      </w:r>
-    </w:p>
-    <w:p>
-      <w:pPr>
-        <w:pStyle w:val="Compact"/>
-        <w:numPr>
-          <w:ilvl w:val="0"/>
-          <w:numId w:val="1014"/>
-        </w:numPr>
-      </w:pPr>
-      <w:r>
-        <w:t xml:space="preserve">If</w:t>
-      </w:r>
-      <w:r>
-        <w:t xml:space="preserve"> </w:t>
+        <w:t xml:space="preserve">: Unbiased and low variance</w:t>
+      </w:r>
+    </w:p>
+    <w:p>
+      <w:pPr>
+        <w:pStyle w:val="FirstParagraph"/>
+      </w:pPr>
+      <w:r>
+        <w:rPr>
+          <w:b/>
+          <w:bCs/>
+        </w:rPr>
+        <w:t xml:space="preserve">Linear model</w:t>
+      </w:r>
+      <w:r>
+        <w:t xml:space="preserve"> </w:t>
+      </w:r>
+      <w:r>
+        <w:t xml:space="preserve">(</w:t>
       </w:r>
       <m:oMath>
-        <m:sSub>
+        <m:r>
+          <m:rPr>
+            <m:nor/>
+            <m:sty m:val="p"/>
+          </m:rPr>
+          <m:t>E</m:t>
+        </m:r>
+        <m:d>
+          <m:dPr>
+            <m:begChr m:val="["/>
+            <m:sepChr m:val=""/>
+            <m:endChr m:val="]"/>
+            <m:grow/>
+          </m:dPr>
           <m:e>
             <m:r>
-              <m:t>n</m:t>
-            </m:r>
-          </m:e>
-          <m:sub>
-            <m:r>
-              <m:t>A</m:t>
+              <m:t>Y</m:t>
             </m:r>
             <m:r>
               <m:rPr>
                 <m:sty m:val="p"/>
               </m:rPr>
-              <m:t>=</m:t>
-            </m:r>
-            <m:r>
-              <m:t>90</m:t>
-            </m:r>
-          </m:sub>
-        </m:sSub>
+              <m:t>|</m:t>
+            </m:r>
+            <m:r>
+              <m:t>A</m:t>
+            </m:r>
+          </m:e>
+        </m:d>
         <m:r>
           <m:rPr>
             <m:sty m:val="p"/>
           </m:rPr>
           <m:t>=</m:t>
         </m:r>
-        <m:r>
-          <m:t>100</m:t>
-        </m:r>
-      </m:oMath>
-      <w:r>
-        <w:t xml:space="preserve">: Unbiased and low variance</w:t>
-      </w:r>
-    </w:p>
-    <w:p>
-      <w:pPr>
-        <w:pStyle w:val="FirstParagraph"/>
-      </w:pPr>
-      <w:r>
-        <w:rPr>
-          <w:b/>
-          <w:bCs/>
-        </w:rPr>
-        <w:t xml:space="preserve">Linear model</w:t>
-      </w:r>
-      <w:r>
-        <w:t xml:space="preserve"> </w:t>
-      </w:r>
-      <w:r>
-        <w:t xml:space="preserve">(</w:t>
-      </w:r>
-      <m:oMath>
-        <m:r>
-          <m:t>E</m:t>
-        </m:r>
-        <m:r>
-          <m:rPr>
-            <m:sty m:val="p"/>
-          </m:rPr>
-          <m:t>[</m:t>
-        </m:r>
-        <m:r>
-          <m:t>Y</m:t>
-        </m:r>
-        <m:r>
-          <m:rPr>
-            <m:sty m:val="p"/>
-          </m:rPr>
-          <m:t>|</m:t>
-        </m:r>
-        <m:r>
-          <m:t>A</m:t>
-        </m:r>
-        <m:r>
-          <m:rPr>
-            <m:sty m:val="p"/>
-          </m:rPr>
-          <m:t>]</m:t>
-        </m:r>
-        <m:r>
-          <m:rPr>
-            <m:sty m:val="p"/>
-          </m:rPr>
-          <m:t>=</m:t>
-        </m:r>
         <m:sSub>
           <m:e>
             <m:r>
@@ -4074,32 +4106,34 @@
       </w:r>
       <m:oMath>
         <m:r>
-          <m:t>E</m:t>
-        </m:r>
-        <m:r>
           <m:rPr>
+            <m:nor/>
             <m:sty m:val="p"/>
           </m:rPr>
-          <m:t>[</m:t>
-        </m:r>
-        <m:r>
-          <m:t>Y</m:t>
-        </m:r>
-        <m:r>
-          <m:rPr>
-            <m:sty m:val="p"/>
-          </m:rPr>
-          <m:t>|</m:t>
-        </m:r>
-        <m:r>
-          <m:t>A</m:t>
-        </m:r>
-        <m:r>
-          <m:rPr>
-            <m:sty m:val="p"/>
-          </m:rPr>
-          <m:t>]</m:t>
-        </m:r>
+          <m:t>E</m:t>
+        </m:r>
+        <m:d>
+          <m:dPr>
+            <m:begChr m:val="["/>
+            <m:sepChr m:val=""/>
+            <m:endChr m:val="]"/>
+            <m:grow/>
+          </m:dPr>
+          <m:e>
+            <m:r>
+              <m:t>Y</m:t>
+            </m:r>
+            <m:r>
+              <m:rPr>
+                <m:sty m:val="p"/>
+              </m:rPr>
+              <m:t>|</m:t>
+            </m:r>
+            <m:r>
+              <m:t>A</m:t>
+            </m:r>
+          </m:e>
+        </m:d>
         <m:r>
           <m:rPr>
             <m:sty m:val="p"/>
